--- a/src/assets/resume/kshitij_lingthep.docx
+++ b/src/assets/resume/kshitij_lingthep.docx
@@ -1,6 +1,6 @@
 
 <file path=word/document.xml><?xml version="1.0" encoding="utf-8"?>
-<w:document xmlns:wpc="http://schemas.microsoft.com/office/word/2010/wordprocessingCanvas" xmlns:cx="http://schemas.microsoft.com/office/drawing/2014/chartex" xmlns:cx1="http://schemas.microsoft.com/office/drawing/2015/9/8/chartex" xmlns:cx2="http://schemas.microsoft.com/office/drawing/2015/10/21/chartex" xmlns:cx3="http://schemas.microsoft.com/office/drawing/2016/5/9/chartex" xmlns:cx4="http://schemas.microsoft.com/office/drawing/2016/5/10/chartex" xmlns:cx5="http://schemas.microsoft.com/office/drawing/2016/5/11/chartex" xmlns:cx6="http://schemas.microsoft.com/office/drawing/2016/5/12/chartex" xmlns:cx7="http://schemas.microsoft.com/office/drawing/2016/5/13/chartex" xmlns:cx8="http://schemas.microsoft.com/office/drawing/2016/5/14/chartex" xmlns:mc="http://schemas.openxmlformats.org/markup-compatibility/2006" xmlns:aink="http://schemas.microsoft.com/office/drawing/2016/ink" xmlns:am3d="http://schemas.microsoft.com/office/drawing/2017/model3d" xmlns:o="urn:schemas-microsoft-com:office:office" xmlns:oel="http://schemas.microsoft.com/office/2019/extlst" xmlns:r="http://schemas.openxmlformats.org/officeDocument/2006/relationships" xmlns:m="http://schemas.openxmlformats.org/officeDocument/2006/math" xmlns:v="urn:schemas-microsoft-com:vml" xmlns:wp14="http://schemas.microsoft.com/office/word/2010/wordprocessingDrawing" xmlns:wp="http://schemas.openxmlformats.org/drawingml/2006/wordprocessingDrawing" xmlns:w10="urn:schemas-microsoft-com:office:word" xmlns:w="http://schemas.openxmlformats.org/wordprocessingml/2006/main" xmlns:w14="http://schemas.microsoft.com/office/word/2010/wordml" xmlns:w15="http://schemas.microsoft.com/office/word/2012/wordml" xmlns:w16cex="http://schemas.microsoft.com/office/word/2018/wordml/cex" xmlns:w16cid="http://schemas.microsoft.com/office/word/2016/wordml/cid" xmlns:w16="http://schemas.microsoft.com/office/word/2018/wordml" xmlns:w16du="http://schemas.microsoft.com/office/word/2023/wordml/word16du" xmlns:w16sdtdh="http://schemas.microsoft.com/office/word/2020/wordml/sdtdatahash" xmlns:w16sdtfl="http://schemas.microsoft.com/office/word/2024/wordml/sdtformatlock" xmlns:w16se="http://schemas.microsoft.com/office/word/2015/wordml/symex" xmlns:wpg="http://schemas.microsoft.com/office/word/2010/wordprocessingGroup" xmlns:wpi="http://schemas.microsoft.com/office/word/2010/wordprocessingInk" xmlns:wne="http://schemas.microsoft.com/office/word/2006/wordml" xmlns:wps="http://schemas.microsoft.com/office/word/2010/wordprocessingShape" mc:Ignorable="w14 w15 w16se w16cid w16 w16cex w16sdtdh w16sdtfl w16du wp14">
+<w:document xmlns:wpc="http://schemas.microsoft.com/office/word/2010/wordprocessingCanvas" xmlns:cx="http://schemas.microsoft.com/office/drawing/2014/chartex" xmlns:cx1="http://schemas.microsoft.com/office/drawing/2015/9/8/chartex" xmlns:cx2="http://schemas.microsoft.com/office/drawing/2015/10/21/chartex" xmlns:cx3="http://schemas.microsoft.com/office/drawing/2016/5/9/chartex" xmlns:cx4="http://schemas.microsoft.com/office/drawing/2016/5/10/chartex" xmlns:cx5="http://schemas.microsoft.com/office/drawing/2016/5/11/chartex" xmlns:cx6="http://schemas.microsoft.com/office/drawing/2016/5/12/chartex" xmlns:cx7="http://schemas.microsoft.com/office/drawing/2016/5/13/chartex" xmlns:cx8="http://schemas.microsoft.com/office/drawing/2016/5/14/chartex" xmlns:mc="http://schemas.openxmlformats.org/markup-compatibility/2006" xmlns:m="http://schemas.openxmlformats.org/officeDocument/2006/math" xmlns:aink="http://schemas.microsoft.com/office/drawing/2016/ink" xmlns:am3d="http://schemas.microsoft.com/office/drawing/2017/model3d" xmlns:oel="http://schemas.microsoft.com/office/2019/extlst" xmlns:r="http://schemas.openxmlformats.org/officeDocument/2006/relationships" xmlns:wp14="http://schemas.microsoft.com/office/word/2010/wordprocessingDrawing" xmlns:wp="http://schemas.openxmlformats.org/drawingml/2006/wordprocessingDrawing" xmlns:wpg="http://schemas.microsoft.com/office/word/2010/wordprocessingGroup" xmlns:wpi="http://schemas.microsoft.com/office/word/2010/wordprocessingInk" xmlns:wps="http://schemas.microsoft.com/office/word/2010/wordprocessingShape" xmlns:o="urn:schemas-microsoft-com:office:office" xmlns:v="urn:schemas-microsoft-com:vml" xmlns:w10="urn:schemas-microsoft-com:office:word" xmlns:w="http://schemas.openxmlformats.org/wordprocessingml/2006/main" xmlns:w14="http://schemas.microsoft.com/office/word/2010/wordml" xmlns:w15="http://schemas.microsoft.com/office/word/2012/wordml" xmlns:w16cex="http://schemas.microsoft.com/office/word/2018/wordml/cex" xmlns:w16cid="http://schemas.microsoft.com/office/word/2016/wordml/cid" xmlns:w16="http://schemas.microsoft.com/office/word/2018/wordml" xmlns:w16sdtdh="http://schemas.microsoft.com/office/word/2020/wordml/sdtdatahash" xmlns:w16sdtfl="http://schemas.microsoft.com/office/word/2024/wordml/sdtformatlock" xmlns:w16se="http://schemas.microsoft.com/office/word/2015/wordml/symex" xmlns:w16du="http://schemas.microsoft.com/office/word/2023/wordml/word16du" xmlns:wne="http://schemas.microsoft.com/office/word/2006/wordml" mc:Ignorable="w14 w15 w16se w16cid w16 w16cex w16sdtdh w16sdtfl w16du wp14">
   <w:body>
     <w:p>
       <w:pPr>
@@ -20,7 +20,27 @@
           <w:sz w:val="28"/>
           <w:szCs w:val="28"/>
         </w:rPr>
-        <w:t>Kshitij Lingthep (Chris L)</w:t>
+        <w:t xml:space="preserve">Kshitij </w:t>
+      </w:r>
+      <w:proofErr w:type="spellStart"/>
+      <w:r>
+        <w:rPr>
+          <w:b/>
+          <w:bCs/>
+          <w:sz w:val="28"/>
+          <w:szCs w:val="28"/>
+        </w:rPr>
+        <w:t>Lingthep</w:t>
+      </w:r>
+      <w:proofErr w:type="spellEnd"/>
+      <w:r>
+        <w:rPr>
+          <w:b/>
+          <w:bCs/>
+          <w:sz w:val="28"/>
+          <w:szCs w:val="28"/>
+        </w:rPr>
+        <w:t xml:space="preserve"> (Chris L)</w:t>
       </w:r>
     </w:p>
     <w:p>
@@ -47,26 +67,27 @@
       <w:r>
         <w:t xml:space="preserve"> | </w:t>
       </w:r>
-      <w:hyperlink r:id="rId7">
-        <w:r>
-          <w:t>kshitij.lingthep@gmail.com</w:t>
-        </w:r>
-      </w:hyperlink>
-      <w:r>
-        <w:t xml:space="preserve"> </w:t>
-      </w:r>
-      <w:r>
-        <w:t xml:space="preserve">| </w:t>
-      </w:r>
-      <w:hyperlink r:id="rId8" w:history="1">
-        <w:proofErr w:type="spellStart"/>
+      <w:hyperlink r:id="rId7" w:history="1">
         <w:r>
           <w:rPr>
             <w:rStyle w:val="Hyperlink"/>
           </w:rPr>
-          <w:t>Linkedin</w:t>
+          <w:t>kshitij.lingthep.cs@outlook.com</w:t>
         </w:r>
-        <w:proofErr w:type="spellEnd"/>
+      </w:hyperlink>
+      <w:r>
+        <w:t xml:space="preserve"> </w:t>
+      </w:r>
+      <w:r>
+        <w:t xml:space="preserve">| </w:t>
+      </w:r>
+      <w:hyperlink r:id="rId8" w:history="1">
+        <w:r>
+          <w:rPr>
+            <w:rStyle w:val="Hyperlink"/>
+          </w:rPr>
+          <w:t>LinkedIn</w:t>
+        </w:r>
       </w:hyperlink>
       <w:r>
         <w:t xml:space="preserve"> </w:t>
@@ -114,7 +135,105 @@
           <w:sz w:val="24"/>
           <w:szCs w:val="24"/>
         </w:rPr>
-        <w:t>PROFESSIONAL SUMMARY</w:t>
+        <w:t xml:space="preserve">EDUCATION </w:t>
+      </w:r>
+      <w:r>
+        <w:rPr>
+          <w:b/>
+          <w:bCs/>
+          <w:sz w:val="24"/>
+          <w:szCs w:val="24"/>
+        </w:rPr>
+        <w:t xml:space="preserve">| </w:t>
+      </w:r>
+      <w:r>
+        <w:rPr>
+          <w:b/>
+          <w:bCs/>
+        </w:rPr>
+        <w:t>The University of Mississippi |Oxford, MS</w:t>
+      </w:r>
+      <w:r>
+        <w:rPr>
+          <w:b/>
+          <w:bCs/>
+        </w:rPr>
+        <w:t xml:space="preserve"> | Aug 2016 – May 2020</w:t>
+      </w:r>
+    </w:p>
+    <w:p>
+      <w:pPr>
+        <w:pStyle w:val="ListParagraph"/>
+        <w:numPr>
+          <w:ilvl w:val="0"/>
+          <w:numId w:val="33"/>
+        </w:numPr>
+        <w:spacing w:after="0"/>
+        <w:rPr>
+          <w:b/>
+          <w:bCs/>
+        </w:rPr>
+      </w:pPr>
+      <w:r>
+        <w:rPr>
+          <w:b/>
+          <w:bCs/>
+        </w:rPr>
+        <w:t>B.S. In Computer Science</w:t>
+      </w:r>
+      <w:r>
+        <w:t xml:space="preserve"> </w:t>
+      </w:r>
+      <w:r>
+        <w:rPr>
+          <w:b/>
+          <w:bCs/>
+        </w:rPr>
+        <w:t xml:space="preserve">[Full ride Scholarship] </w:t>
+      </w:r>
+      <w:r>
+        <w:t xml:space="preserve">| </w:t>
+      </w:r>
+      <w:r>
+        <w:rPr>
+          <w:b/>
+          <w:bCs/>
+        </w:rPr>
+        <w:t>Overall GPA</w:t>
+      </w:r>
+      <w:r>
+        <w:t>: 3.71 | Honor’s Roll | Provost Scholar</w:t>
+      </w:r>
+    </w:p>
+    <w:p>
+      <w:pPr>
+        <w:spacing w:after="0"/>
+        <w:rPr>
+          <w:b/>
+          <w:bCs/>
+          <w:sz w:val="14"/>
+          <w:szCs w:val="14"/>
+        </w:rPr>
+      </w:pPr>
+    </w:p>
+    <w:p>
+      <w:pPr>
+        <w:spacing w:after="0"/>
+        <w:rPr>
+          <w:b/>
+          <w:bCs/>
+          <w:sz w:val="24"/>
+          <w:szCs w:val="24"/>
+        </w:rPr>
+      </w:pPr>
+      <w:r>
+        <w:rPr>
+          <w:b/>
+          <w:bCs/>
+          <w:sz w:val="24"/>
+          <w:szCs w:val="24"/>
+        </w:rPr>
+        <w:t>RESEARCH INTERESTS</w:t>
       </w:r>
     </w:p>
     <w:p>
@@ -126,487 +245,51 @@
         </w:numPr>
         <w:spacing w:after="0"/>
       </w:pPr>
-      <w:r>
-        <w:rPr>
-          <w:b/>
-          <w:bCs/>
-        </w:rPr>
-        <w:t>Full-Stack Software</w:t>
-      </w:r>
-      <w:r>
-        <w:t xml:space="preserve"> </w:t>
-      </w:r>
-      <w:r>
-        <w:rPr>
-          <w:b/>
-          <w:bCs/>
-        </w:rPr>
-        <w:t>Engineer</w:t>
-      </w:r>
-      <w:r>
-        <w:t xml:space="preserve"> with </w:t>
-      </w:r>
-      <w:r>
-        <w:rPr>
-          <w:b/>
-          <w:bCs/>
-        </w:rPr>
-        <w:t>6+ years</w:t>
-      </w:r>
-      <w:r>
-        <w:t xml:space="preserve"> of experience designing, developing, </w:t>
-      </w:r>
-      <w:r>
-        <w:t xml:space="preserve">testing, </w:t>
-      </w:r>
-      <w:r>
-        <w:t>and deploying enterprise web applications using modern frameworks and scalable architectures.</w:t>
-      </w:r>
+      <w:bookmarkStart w:id="0" w:name="OLE_LINK3"/>
+      <w:r>
+        <w:t xml:space="preserve">Machine Learning, Deep Learning, Natural Language Processing, </w:t>
+      </w:r>
+      <w:r>
+        <w:t>Multimodal Learning, Generative</w:t>
+      </w:r>
+      <w:r>
+        <w:t xml:space="preserve"> AI</w:t>
+      </w:r>
+    </w:p>
+    <w:bookmarkEnd w:id="0"/>
+    <w:p>
+      <w:pPr>
+        <w:spacing w:after="0"/>
+        <w:rPr>
+          <w:b/>
+          <w:bCs/>
+          <w:sz w:val="14"/>
+          <w:szCs w:val="14"/>
+        </w:rPr>
+      </w:pPr>
     </w:p>
     <w:p>
       <w:pPr>
-        <w:pStyle w:val="ListParagraph"/>
-        <w:numPr>
-          <w:ilvl w:val="0"/>
-          <w:numId w:val="26"/>
-        </w:numPr>
         <w:spacing w:after="0"/>
-      </w:pPr>
-      <w:r>
-        <w:t xml:space="preserve">Proficient in </w:t>
-      </w:r>
-      <w:r>
-        <w:rPr>
-          <w:b/>
-          <w:bCs/>
-        </w:rPr>
-        <w:t>front-end technologies</w:t>
-      </w:r>
-      <w:r>
-        <w:t xml:space="preserve"> including </w:t>
-      </w:r>
-      <w:r>
-        <w:rPr>
-          <w:b/>
-          <w:bCs/>
-        </w:rPr>
-        <w:t>ReactJS</w:t>
-      </w:r>
-      <w:r>
-        <w:t xml:space="preserve">, </w:t>
-      </w:r>
-      <w:proofErr w:type="spellStart"/>
-      <w:r>
-        <w:rPr>
-          <w:b/>
-          <w:bCs/>
-        </w:rPr>
-        <w:t>VueJS</w:t>
-      </w:r>
-      <w:proofErr w:type="spellEnd"/>
-      <w:r>
-        <w:t xml:space="preserve">, </w:t>
-      </w:r>
-      <w:r>
-        <w:rPr>
-          <w:b/>
-          <w:bCs/>
-        </w:rPr>
-        <w:t>Redux</w:t>
-      </w:r>
-      <w:r>
-        <w:t xml:space="preserve">, </w:t>
-      </w:r>
-      <w:r>
-        <w:rPr>
-          <w:b/>
-          <w:bCs/>
-        </w:rPr>
-        <w:t>Context API</w:t>
-      </w:r>
-      <w:r>
-        <w:t xml:space="preserve">, </w:t>
-      </w:r>
-      <w:r>
-        <w:rPr>
-          <w:b/>
-          <w:bCs/>
-        </w:rPr>
-        <w:t>HTML5</w:t>
-      </w:r>
-      <w:r>
-        <w:t xml:space="preserve">, </w:t>
-      </w:r>
-      <w:r>
-        <w:rPr>
-          <w:b/>
-          <w:bCs/>
-        </w:rPr>
-        <w:t>CSS/SCSS,</w:t>
-      </w:r>
-      <w:r>
-        <w:t xml:space="preserve"> </w:t>
-      </w:r>
-      <w:r>
-        <w:rPr>
-          <w:b/>
-          <w:bCs/>
-        </w:rPr>
-        <w:t>JS</w:t>
-      </w:r>
-      <w:r>
-        <w:t xml:space="preserve">, </w:t>
-      </w:r>
-      <w:r>
-        <w:rPr>
-          <w:b/>
-          <w:bCs/>
-        </w:rPr>
-        <w:t>Tailwind</w:t>
-      </w:r>
-      <w:r>
-        <w:t xml:space="preserve">, and </w:t>
-      </w:r>
-      <w:r>
-        <w:rPr>
-          <w:b/>
-          <w:bCs/>
-        </w:rPr>
-        <w:t>Bootstrap</w:t>
-      </w:r>
-      <w:r>
-        <w:t xml:space="preserve">, with strong expertise in </w:t>
-      </w:r>
-      <w:r>
-        <w:rPr>
-          <w:b/>
-          <w:bCs/>
-        </w:rPr>
-        <w:t>modular design</w:t>
-      </w:r>
-      <w:r>
-        <w:t xml:space="preserve">, </w:t>
-      </w:r>
-      <w:r>
-        <w:rPr>
-          <w:b/>
-          <w:bCs/>
-        </w:rPr>
-        <w:t>state management</w:t>
-      </w:r>
-      <w:r>
-        <w:t xml:space="preserve">, </w:t>
-      </w:r>
-      <w:r>
-        <w:t xml:space="preserve">and </w:t>
-      </w:r>
-      <w:r>
-        <w:rPr>
-          <w:b/>
-          <w:bCs/>
-        </w:rPr>
-        <w:t>responsive UI</w:t>
-      </w:r>
-      <w:r>
-        <w:t xml:space="preserve"> development.</w:t>
+        <w:rPr>
+          <w:b/>
+          <w:bCs/>
+          <w:sz w:val="24"/>
+          <w:szCs w:val="24"/>
+        </w:rPr>
+      </w:pPr>
+      <w:r>
+        <w:rPr>
+          <w:b/>
+          <w:bCs/>
+          <w:sz w:val="24"/>
+          <w:szCs w:val="24"/>
+        </w:rPr>
+        <w:t>RESEARCH &amp; AI PROJECTS</w:t>
       </w:r>
     </w:p>
     <w:p>
       <w:pPr>
-        <w:pStyle w:val="ListParagraph"/>
-        <w:numPr>
-          <w:ilvl w:val="0"/>
-          <w:numId w:val="26"/>
-        </w:numPr>
-        <w:spacing w:after="0"/>
-      </w:pPr>
-      <w:r>
-        <w:t xml:space="preserve">Extensive </w:t>
-      </w:r>
-      <w:r>
-        <w:rPr>
-          <w:b/>
-          <w:bCs/>
-        </w:rPr>
-        <w:t>back-end experience</w:t>
-      </w:r>
-      <w:r>
-        <w:t xml:space="preserve"> with </w:t>
-      </w:r>
-      <w:r>
-        <w:rPr>
-          <w:b/>
-          <w:bCs/>
-        </w:rPr>
-        <w:t>Node.js</w:t>
-      </w:r>
-      <w:r>
-        <w:t xml:space="preserve">, </w:t>
-      </w:r>
-      <w:r>
-        <w:rPr>
-          <w:b/>
-          <w:bCs/>
-        </w:rPr>
-        <w:t>ASP.NET MVC</w:t>
-      </w:r>
-      <w:r>
-        <w:t xml:space="preserve">, </w:t>
-      </w:r>
-      <w:r>
-        <w:rPr>
-          <w:b/>
-          <w:bCs/>
-        </w:rPr>
-        <w:t>Spring Framework</w:t>
-      </w:r>
-      <w:r>
-        <w:t xml:space="preserve"> (Spring MVC, Spring Data, Spring Boot, Microservices, JDBC, Spring REST, Spring Data JPA), </w:t>
-      </w:r>
-      <w:r>
-        <w:rPr>
-          <w:b/>
-          <w:bCs/>
-        </w:rPr>
-        <w:t>RESTful APIs</w:t>
-      </w:r>
-      <w:r>
-        <w:t xml:space="preserve">, </w:t>
-      </w:r>
-      <w:r>
-        <w:rPr>
-          <w:b/>
-          <w:bCs/>
-        </w:rPr>
-        <w:t>microservices</w:t>
-      </w:r>
-      <w:r>
-        <w:t xml:space="preserve">, and </w:t>
-      </w:r>
-      <w:r>
-        <w:rPr>
-          <w:b/>
-          <w:bCs/>
-        </w:rPr>
-        <w:t>database</w:t>
-      </w:r>
-      <w:r>
-        <w:t xml:space="preserve"> </w:t>
-      </w:r>
-      <w:r>
-        <w:rPr>
-          <w:b/>
-          <w:bCs/>
-        </w:rPr>
-        <w:t>systems</w:t>
-      </w:r>
-      <w:r>
-        <w:t xml:space="preserve"> (Oracle SQL, MySQL, PostgreSQL, MongoDB), including complex </w:t>
-      </w:r>
-      <w:r>
-        <w:rPr>
-          <w:b/>
-          <w:bCs/>
-        </w:rPr>
-        <w:t>queries</w:t>
-      </w:r>
-      <w:r>
-        <w:t xml:space="preserve">, </w:t>
-      </w:r>
-      <w:r>
-        <w:rPr>
-          <w:b/>
-          <w:bCs/>
-        </w:rPr>
-        <w:t>triggers</w:t>
-      </w:r>
-      <w:r>
-        <w:t xml:space="preserve">, </w:t>
-      </w:r>
-      <w:r>
-        <w:rPr>
-          <w:b/>
-          <w:bCs/>
-        </w:rPr>
-        <w:t>stored</w:t>
-      </w:r>
-      <w:r>
-        <w:t xml:space="preserve"> </w:t>
-      </w:r>
-      <w:r>
-        <w:rPr>
-          <w:b/>
-          <w:bCs/>
-        </w:rPr>
-        <w:t>procedures</w:t>
-      </w:r>
-      <w:r>
-        <w:t>,</w:t>
-      </w:r>
-      <w:r>
-        <w:t xml:space="preserve"> </w:t>
-      </w:r>
-      <w:r>
-        <w:t xml:space="preserve">and real-time updates with </w:t>
-      </w:r>
-      <w:proofErr w:type="spellStart"/>
-      <w:r>
-        <w:rPr>
-          <w:b/>
-          <w:bCs/>
-        </w:rPr>
-        <w:t>SignalR</w:t>
-      </w:r>
-      <w:proofErr w:type="spellEnd"/>
-      <w:r>
-        <w:t>.</w:t>
-      </w:r>
-    </w:p>
-    <w:p>
-      <w:pPr>
-        <w:pStyle w:val="p1"/>
-        <w:numPr>
-          <w:ilvl w:val="0"/>
-          <w:numId w:val="26"/>
-        </w:numPr>
-        <w:rPr>
-          <w:rFonts w:ascii="Calibri" w:eastAsia="Calibri" w:hAnsi="Calibri" w:cs="Calibri"/>
-          <w:color w:val="000000"/>
-          <w:sz w:val="22"/>
-          <w:szCs w:val="22"/>
-        </w:rPr>
-      </w:pPr>
-      <w:r>
-        <w:rPr>
-          <w:rFonts w:ascii="Calibri" w:eastAsia="Calibri" w:hAnsi="Calibri" w:cs="Calibri"/>
-          <w:color w:val="000000"/>
-          <w:sz w:val="22"/>
-          <w:szCs w:val="22"/>
-        </w:rPr>
-        <w:t xml:space="preserve">Experienced in Agile development, </w:t>
-      </w:r>
-      <w:r>
-        <w:rPr>
-          <w:rFonts w:ascii="Calibri" w:eastAsia="Calibri" w:hAnsi="Calibri" w:cs="Calibri"/>
-          <w:b/>
-          <w:bCs/>
-          <w:color w:val="000000"/>
-          <w:sz w:val="22"/>
-          <w:szCs w:val="22"/>
-        </w:rPr>
-        <w:t>CI/CD pipelines</w:t>
-      </w:r>
-      <w:r>
-        <w:rPr>
-          <w:rFonts w:ascii="Calibri" w:eastAsia="Calibri" w:hAnsi="Calibri" w:cs="Calibri"/>
-          <w:color w:val="000000"/>
-          <w:sz w:val="22"/>
-          <w:szCs w:val="22"/>
-        </w:rPr>
-        <w:t xml:space="preserve">, </w:t>
-      </w:r>
-      <w:r>
-        <w:rPr>
-          <w:rFonts w:ascii="Calibri" w:eastAsia="Calibri" w:hAnsi="Calibri" w:cs="Calibri"/>
-          <w:b/>
-          <w:bCs/>
-          <w:color w:val="000000"/>
-          <w:sz w:val="22"/>
-          <w:szCs w:val="22"/>
-        </w:rPr>
-        <w:t>Git workflows</w:t>
-      </w:r>
-      <w:r>
-        <w:rPr>
-          <w:rFonts w:ascii="Calibri" w:eastAsia="Calibri" w:hAnsi="Calibri" w:cs="Calibri"/>
-          <w:color w:val="000000"/>
-          <w:sz w:val="22"/>
-          <w:szCs w:val="22"/>
-        </w:rPr>
-        <w:t xml:space="preserve">, and </w:t>
-      </w:r>
-      <w:r>
-        <w:rPr>
-          <w:rFonts w:ascii="Calibri" w:eastAsia="Calibri" w:hAnsi="Calibri" w:cs="Calibri"/>
-          <w:b/>
-          <w:bCs/>
-          <w:color w:val="000000"/>
-          <w:sz w:val="22"/>
-          <w:szCs w:val="22"/>
-        </w:rPr>
-        <w:t>mentoring junior engineers</w:t>
-      </w:r>
-      <w:r>
-        <w:rPr>
-          <w:rFonts w:ascii="Calibri" w:eastAsia="Calibri" w:hAnsi="Calibri" w:cs="Calibri"/>
-          <w:color w:val="000000"/>
-          <w:sz w:val="22"/>
-          <w:szCs w:val="22"/>
-        </w:rPr>
-        <w:t>, ensuring maintainable, scalable, and high-quality deliverables.</w:t>
-      </w:r>
-    </w:p>
-    <w:p>
-      <w:pPr>
-        <w:pStyle w:val="ListParagraph"/>
-        <w:numPr>
-          <w:ilvl w:val="0"/>
-          <w:numId w:val="26"/>
-        </w:numPr>
-        <w:spacing w:after="0"/>
-      </w:pPr>
-      <w:r>
-        <w:t xml:space="preserve">Monitored and maintained applications using </w:t>
-      </w:r>
-      <w:r>
-        <w:rPr>
-          <w:b/>
-          <w:bCs/>
-        </w:rPr>
-        <w:t>Log4j</w:t>
-      </w:r>
-      <w:r>
-        <w:t xml:space="preserve"> logging, </w:t>
-      </w:r>
-      <w:r>
-        <w:rPr>
-          <w:b/>
-          <w:bCs/>
-        </w:rPr>
-        <w:t>JIRA</w:t>
-      </w:r>
-      <w:r>
-        <w:t xml:space="preserve"> for issue tracking,</w:t>
-      </w:r>
-      <w:r>
-        <w:t xml:space="preserve"> </w:t>
-      </w:r>
-      <w:r>
-        <w:rPr>
-          <w:b/>
-          <w:bCs/>
-        </w:rPr>
-        <w:t>Grafana</w:t>
-      </w:r>
-      <w:r>
-        <w:t xml:space="preserve"> for resource monitoring,</w:t>
-      </w:r>
-      <w:r>
-        <w:t xml:space="preserve"> and Agile methodologies across the SDLC.</w:t>
-      </w:r>
-    </w:p>
-    <w:p>
-      <w:pPr>
-        <w:spacing w:after="0"/>
-        <w:ind w:left="360"/>
-        <w:rPr>
-          <w:sz w:val="14"/>
-          <w:szCs w:val="14"/>
-        </w:rPr>
-      </w:pPr>
-    </w:p>
-    <w:p>
-      <w:pPr>
         <w:spacing w:after="0"/>
         <w:rPr>
           <w:b/>
@@ -622,413 +305,19 @@
           <w:sz w:val="24"/>
           <w:szCs w:val="24"/>
         </w:rPr>
-        <w:t>TECHNICAL SKILLS</w:t>
-      </w:r>
-    </w:p>
-    <w:p>
-      <w:pPr>
-        <w:pStyle w:val="ListParagraph"/>
-        <w:numPr>
-          <w:ilvl w:val="0"/>
-          <w:numId w:val="25"/>
-        </w:numPr>
-        <w:spacing w:after="0" w:line="276" w:lineRule="auto"/>
-      </w:pPr>
-      <w:r>
-        <w:rPr>
-          <w:b/>
-          <w:bCs/>
-        </w:rPr>
-        <w:t>Languages:</w:t>
-      </w:r>
-      <w:r>
-        <w:t xml:space="preserve"> Java (8/11/17), JavaScript, C#</w:t>
-      </w:r>
-    </w:p>
-    <w:p>
-      <w:pPr>
-        <w:pStyle w:val="ListParagraph"/>
-        <w:numPr>
-          <w:ilvl w:val="0"/>
-          <w:numId w:val="25"/>
-        </w:numPr>
-        <w:spacing w:after="0" w:line="276" w:lineRule="auto"/>
-      </w:pPr>
-      <w:r>
-        <w:rPr>
-          <w:b/>
-          <w:bCs/>
-        </w:rPr>
-        <w:t>APIs:</w:t>
-      </w:r>
-      <w:r>
-        <w:t xml:space="preserve"> JDBC</w:t>
-      </w:r>
-      <w:r>
-        <w:t>, JPA, OpenAI, Perplexity</w:t>
-      </w:r>
-    </w:p>
-    <w:p>
-      <w:pPr>
-        <w:pStyle w:val="ListParagraph"/>
-        <w:numPr>
-          <w:ilvl w:val="0"/>
-          <w:numId w:val="25"/>
-        </w:numPr>
-        <w:spacing w:after="0" w:line="276" w:lineRule="auto"/>
-      </w:pPr>
-      <w:r>
-        <w:rPr>
-          <w:b/>
-          <w:bCs/>
-        </w:rPr>
-        <w:t>Design patterns:</w:t>
-      </w:r>
-      <w:r>
-        <w:t xml:space="preserve"> </w:t>
-      </w:r>
-      <w:r>
-        <w:t>MVC, DAO, DTO, N-tier, and Front Controller, Event Driven, Pub/Sub</w:t>
-      </w:r>
-    </w:p>
-    <w:p>
-      <w:pPr>
-        <w:pStyle w:val="ListParagraph"/>
-        <w:numPr>
-          <w:ilvl w:val="0"/>
-          <w:numId w:val="25"/>
-        </w:numPr>
-        <w:spacing w:after="0" w:line="276" w:lineRule="auto"/>
-      </w:pPr>
-      <w:r>
-        <w:rPr>
-          <w:b/>
-          <w:bCs/>
-        </w:rPr>
-        <w:t>Frameworks:</w:t>
-      </w:r>
-      <w:r>
-        <w:t xml:space="preserve"> </w:t>
-      </w:r>
-      <w:r>
-        <w:t>Spring, Spring Boot, Hibernate, Express, Microservices, Micro Frontend, .NET</w:t>
-      </w:r>
-    </w:p>
-    <w:p>
-      <w:pPr>
-        <w:pStyle w:val="ListParagraph"/>
-        <w:numPr>
-          <w:ilvl w:val="0"/>
-          <w:numId w:val="25"/>
-        </w:numPr>
-        <w:spacing w:after="0" w:line="276" w:lineRule="auto"/>
-      </w:pPr>
-      <w:r>
-        <w:rPr>
-          <w:b/>
-          <w:bCs/>
-        </w:rPr>
-        <w:t xml:space="preserve">Tools and Libraries: </w:t>
-      </w:r>
-      <w:r>
-        <w:t xml:space="preserve">ReactJS, </w:t>
+        <w:t xml:space="preserve">Recursive Fine-Tuning and Model Degradation in Biomedical QA </w:t>
       </w:r>
       <w:proofErr w:type="spellStart"/>
       <w:r>
-        <w:t>VueJS</w:t>
-      </w:r>
-      <w:proofErr w:type="spellEnd"/>
-      <w:r>
-        <w:t xml:space="preserve">, Node.js, Tailwind, SCSS, Bootstrap, </w:t>
-      </w:r>
-      <w:proofErr w:type="spellStart"/>
-      <w:r>
-        <w:t>ChartJS</w:t>
-      </w:r>
-      <w:proofErr w:type="spellEnd"/>
-      <w:r>
-        <w:t xml:space="preserve">, </w:t>
-      </w:r>
-      <w:proofErr w:type="spellStart"/>
-      <w:r>
-        <w:t>Echarts</w:t>
-      </w:r>
-      <w:proofErr w:type="spellEnd"/>
-      <w:r>
-        <w:t xml:space="preserve">, Redux, </w:t>
-      </w:r>
-      <w:proofErr w:type="spellStart"/>
-      <w:r>
-        <w:t>VueX</w:t>
-      </w:r>
-      <w:proofErr w:type="spellEnd"/>
-      <w:r>
-        <w:t xml:space="preserve">, </w:t>
-      </w:r>
-      <w:proofErr w:type="spellStart"/>
-      <w:r>
-        <w:t>NextJS</w:t>
-      </w:r>
-      <w:proofErr w:type="spellEnd"/>
-      <w:r>
-        <w:t xml:space="preserve">, </w:t>
-      </w:r>
-      <w:proofErr w:type="spellStart"/>
-      <w:r>
-        <w:t>ThreeJS</w:t>
-      </w:r>
-      <w:proofErr w:type="spellEnd"/>
-      <w:r>
-        <w:t xml:space="preserve">, TypeScript, Element UI, Entity Core, LINQ, Kafka, </w:t>
-      </w:r>
-      <w:proofErr w:type="spellStart"/>
-      <w:r>
-        <w:t>GraphQL</w:t>
-      </w:r>
-      <w:proofErr w:type="spellEnd"/>
-      <w:r>
-        <w:t xml:space="preserve">, </w:t>
-      </w:r>
-      <w:proofErr w:type="spellStart"/>
-      <w:r>
-        <w:t>SignalR</w:t>
-      </w:r>
-      <w:proofErr w:type="spellEnd"/>
-      <w:r>
-        <w:t xml:space="preserve">, Grafana, </w:t>
-      </w:r>
-      <w:proofErr w:type="spellStart"/>
-      <w:r>
-        <w:t>Github</w:t>
-      </w:r>
-      <w:proofErr w:type="spellEnd"/>
-      <w:r>
-        <w:t xml:space="preserve"> Copilot</w:t>
-      </w:r>
-    </w:p>
-    <w:p>
-      <w:pPr>
-        <w:pStyle w:val="ListParagraph"/>
-        <w:numPr>
-          <w:ilvl w:val="0"/>
-          <w:numId w:val="25"/>
-        </w:numPr>
-        <w:spacing w:after="0" w:line="276" w:lineRule="auto"/>
-        <w:rPr>
-          <w:b/>
-          <w:bCs/>
-        </w:rPr>
-      </w:pPr>
-      <w:r>
-        <w:rPr>
-          <w:b/>
-          <w:bCs/>
-        </w:rPr>
-        <w:t xml:space="preserve">Application Servers: </w:t>
-      </w:r>
-      <w:r>
-        <w:t>Apache Tomcat, Nginx, Node.js, IIS</w:t>
-      </w:r>
-    </w:p>
-    <w:p>
-      <w:pPr>
-        <w:pStyle w:val="ListParagraph"/>
-        <w:numPr>
-          <w:ilvl w:val="0"/>
-          <w:numId w:val="25"/>
-        </w:numPr>
-        <w:spacing w:after="0" w:line="276" w:lineRule="auto"/>
-        <w:rPr>
-          <w:b/>
-          <w:bCs/>
-        </w:rPr>
-      </w:pPr>
-      <w:r>
-        <w:rPr>
-          <w:b/>
-          <w:bCs/>
-        </w:rPr>
-        <w:t>IDE</w:t>
-      </w:r>
-      <w:r>
-        <w:t xml:space="preserve">: Eclipse 3.x, IntelliJ, Visual Studio Code, Rider, </w:t>
-      </w:r>
-      <w:proofErr w:type="spellStart"/>
-      <w:r>
-        <w:t>DataGrip</w:t>
-      </w:r>
-      <w:proofErr w:type="spellEnd"/>
-      <w:r>
-        <w:t xml:space="preserve">, </w:t>
-      </w:r>
-      <w:proofErr w:type="spellStart"/>
-      <w:r>
-        <w:t>DBeaver</w:t>
-      </w:r>
-      <w:proofErr w:type="spellEnd"/>
-    </w:p>
-    <w:p>
-      <w:pPr>
-        <w:pStyle w:val="ListParagraph"/>
-        <w:numPr>
-          <w:ilvl w:val="0"/>
-          <w:numId w:val="25"/>
-        </w:numPr>
-        <w:spacing w:after="0" w:line="276" w:lineRule="auto"/>
-        <w:rPr>
-          <w:b/>
-          <w:bCs/>
-        </w:rPr>
-      </w:pPr>
-      <w:r>
-        <w:rPr>
-          <w:b/>
-          <w:bCs/>
-        </w:rPr>
-        <w:t xml:space="preserve">Build and Test Tools: </w:t>
-      </w:r>
-      <w:r>
-        <w:t>Maven, Gradle, JUnit, Mockito, Jest, Test Utils</w:t>
-      </w:r>
-    </w:p>
-    <w:p>
-      <w:pPr>
-        <w:pStyle w:val="ListParagraph"/>
-        <w:numPr>
-          <w:ilvl w:val="0"/>
-          <w:numId w:val="25"/>
-        </w:numPr>
-        <w:spacing w:after="0" w:line="276" w:lineRule="auto"/>
-        <w:rPr>
-          <w:b/>
-          <w:bCs/>
-        </w:rPr>
-      </w:pPr>
-      <w:r>
-        <w:rPr>
-          <w:b/>
-          <w:bCs/>
-        </w:rPr>
-        <w:t xml:space="preserve">Databases: </w:t>
-      </w:r>
-      <w:r>
-        <w:t>MySQL, PostgreSQL, MongoDB, Oracle, PL/SQL</w:t>
-      </w:r>
-    </w:p>
-    <w:p>
-      <w:pPr>
-        <w:pStyle w:val="ListParagraph"/>
-        <w:numPr>
-          <w:ilvl w:val="0"/>
-          <w:numId w:val="25"/>
-        </w:numPr>
-        <w:spacing w:after="0" w:line="276" w:lineRule="auto"/>
-      </w:pPr>
-      <w:r>
-        <w:rPr>
-          <w:b/>
-          <w:bCs/>
-        </w:rPr>
-        <w:t xml:space="preserve">Operating Systems: </w:t>
-      </w:r>
-      <w:r>
-        <w:t>Windows, MacOS, Linux</w:t>
-      </w:r>
-    </w:p>
-    <w:p>
-      <w:pPr>
-        <w:pStyle w:val="ListParagraph"/>
-        <w:numPr>
-          <w:ilvl w:val="0"/>
-          <w:numId w:val="25"/>
-        </w:numPr>
-        <w:spacing w:after="0" w:line="276" w:lineRule="auto"/>
-      </w:pPr>
-      <w:r>
-        <w:rPr>
-          <w:b/>
-          <w:bCs/>
-        </w:rPr>
-        <w:t>Source Control</w:t>
-      </w:r>
-      <w:r>
-        <w:t xml:space="preserve">: Git, Git Extensions, Source Tree </w:t>
-      </w:r>
-    </w:p>
-    <w:p>
-      <w:pPr>
-        <w:pStyle w:val="ListParagraph"/>
-        <w:numPr>
-          <w:ilvl w:val="0"/>
-          <w:numId w:val="25"/>
-        </w:numPr>
-        <w:spacing w:after="0" w:line="276" w:lineRule="auto"/>
-      </w:pPr>
-      <w:r>
-        <w:rPr>
-          <w:b/>
-          <w:bCs/>
-        </w:rPr>
-        <w:t>Cloud &amp; DevOps</w:t>
-      </w:r>
-      <w:r>
-        <w:t>:</w:t>
-      </w:r>
-      <w:r>
-        <w:t xml:space="preserve"> AWS, Docker, Kubernetes, Terraform, Swagger, GitHub Actions, GitLab CI/CD</w:t>
-      </w:r>
-    </w:p>
-    <w:p>
-      <w:pPr>
-        <w:pStyle w:val="ListParagraph"/>
-        <w:numPr>
-          <w:ilvl w:val="0"/>
-          <w:numId w:val="25"/>
-        </w:numPr>
-        <w:spacing w:after="0" w:line="276" w:lineRule="auto"/>
-      </w:pPr>
-      <w:r>
-        <w:rPr>
-          <w:b/>
-          <w:bCs/>
-        </w:rPr>
-        <w:t xml:space="preserve">Project Management: </w:t>
-      </w:r>
-      <w:r>
-        <w:t>Grafana,</w:t>
-      </w:r>
-      <w:r>
-        <w:rPr>
-          <w:b/>
-          <w:bCs/>
-        </w:rPr>
-        <w:t xml:space="preserve"> </w:t>
-      </w:r>
-      <w:r>
-        <w:t>GitLab, Confluence, Jira</w:t>
-      </w:r>
-    </w:p>
-    <w:p>
-      <w:pPr>
-        <w:spacing w:after="0"/>
-        <w:rPr>
-          <w:b/>
-          <w:bCs/>
-          <w:sz w:val="14"/>
-          <w:szCs w:val="14"/>
-        </w:rPr>
-      </w:pPr>
-    </w:p>
-    <w:p>
-      <w:pPr>
-        <w:spacing w:after="0"/>
         <w:rPr>
           <w:b/>
           <w:bCs/>
           <w:sz w:val="24"/>
           <w:szCs w:val="24"/>
         </w:rPr>
-      </w:pPr>
+        <w:t>sytems</w:t>
+      </w:r>
+      <w:proofErr w:type="spellEnd"/>
       <w:r>
         <w:rPr>
           <w:b/>
@@ -1036,7 +325,7 @@
           <w:sz w:val="24"/>
           <w:szCs w:val="24"/>
         </w:rPr>
-        <w:t>C</w:t>
+        <w:t xml:space="preserve">| Research | </w:t>
       </w:r>
       <w:r>
         <w:rPr>
@@ -1045,7 +334,7 @@
           <w:sz w:val="24"/>
           <w:szCs w:val="24"/>
         </w:rPr>
-        <w:t>E</w:t>
+        <w:t>August</w:t>
       </w:r>
       <w:r>
         <w:rPr>
@@ -1054,1338 +343,25 @@
           <w:sz w:val="24"/>
           <w:szCs w:val="24"/>
         </w:rPr>
-        <w:t>RTIFICATIONS</w:t>
-      </w:r>
-    </w:p>
-    <w:p>
-      <w:pPr>
-        <w:pStyle w:val="ListParagraph"/>
-        <w:numPr>
-          <w:ilvl w:val="0"/>
-          <w:numId w:val="25"/>
-        </w:numPr>
-        <w:spacing w:after="0" w:line="276" w:lineRule="auto"/>
-      </w:pPr>
-      <w:r>
-        <w:rPr>
-          <w:b/>
-          <w:bCs/>
-        </w:rPr>
-        <w:t>AWS Certified Solutions Architect</w:t>
-      </w:r>
-      <w:r>
-        <w:t xml:space="preserve"> – AWS</w:t>
-      </w:r>
-      <w:r>
-        <w:t xml:space="preserve">, </w:t>
-      </w:r>
-      <w:r>
-        <w:t>Terraform – LinkedIn</w:t>
-      </w:r>
-      <w:r>
-        <w:t xml:space="preserve">, </w:t>
-      </w:r>
-      <w:r>
-        <w:t>Solutions Architect Knowledge Badge – AWS</w:t>
-      </w:r>
-      <w:r>
-        <w:t xml:space="preserve">, </w:t>
-      </w:r>
-      <w:r>
-        <w:t>Generative AI – Udemy</w:t>
-      </w:r>
-      <w:r>
-        <w:t xml:space="preserve">, </w:t>
-      </w:r>
-      <w:r>
-        <w:t>MERN Stack – LinkedIn</w:t>
-      </w:r>
-      <w:r>
-        <w:t xml:space="preserve">, </w:t>
-      </w:r>
-      <w:r>
-        <w:t xml:space="preserve">React – </w:t>
-      </w:r>
-      <w:proofErr w:type="spellStart"/>
-      <w:r>
-        <w:t>TestDome</w:t>
-      </w:r>
-      <w:proofErr w:type="spellEnd"/>
-      <w:r>
-        <w:t xml:space="preserve">, </w:t>
-      </w:r>
-      <w:r>
-        <w:t>Project Management – Microsoft</w:t>
-      </w:r>
-    </w:p>
-    <w:p>
-      <w:pPr>
-        <w:pStyle w:val="ListParagraph"/>
-        <w:spacing w:after="0" w:line="276" w:lineRule="auto"/>
-        <w:ind w:left="360"/>
-        <w:rPr>
-          <w:sz w:val="14"/>
-          <w:szCs w:val="14"/>
-        </w:rPr>
-      </w:pPr>
-    </w:p>
-    <w:p>
-      <w:pPr>
-        <w:spacing w:after="0"/>
-        <w:rPr>
-          <w:rFonts w:asciiTheme="minorHAnsi" w:hAnsiTheme="minorHAnsi" w:cstheme="minorHAnsi"/>
+        <w:t xml:space="preserve"> 2026 </w:t>
+      </w:r>
+      <w:r>
+        <w:rPr>
+          <w:b/>
+          <w:bCs/>
           <w:sz w:val="24"/>
           <w:szCs w:val="24"/>
         </w:rPr>
-      </w:pPr>
-      <w:r>
-        <w:rPr>
-          <w:rFonts w:asciiTheme="minorHAnsi" w:hAnsiTheme="minorHAnsi" w:cstheme="minorHAnsi"/>
-          <w:b/>
-          <w:bCs/>
-          <w:sz w:val="24"/>
-          <w:szCs w:val="24"/>
-        </w:rPr>
-        <w:t>Software Engineer | SK Battery America | May 2024 - Present, Stanton, TN</w:t>
-      </w:r>
-    </w:p>
-    <w:p>
-      <w:pPr>
-        <w:pStyle w:val="ListParagraph"/>
-        <w:numPr>
-          <w:ilvl w:val="0"/>
-          <w:numId w:val="27"/>
-        </w:numPr>
-        <w:spacing w:after="0"/>
-      </w:pPr>
-      <w:r>
-        <w:t xml:space="preserve">Designed and developed </w:t>
-      </w:r>
-      <w:r>
-        <w:rPr>
-          <w:b/>
-          <w:bCs/>
-        </w:rPr>
-        <w:t>modular</w:t>
-      </w:r>
-      <w:r>
-        <w:t xml:space="preserve">, responsive user interfaces using </w:t>
-      </w:r>
-      <w:r>
-        <w:rPr>
-          <w:b/>
-          <w:bCs/>
-        </w:rPr>
-        <w:t>React</w:t>
-      </w:r>
-      <w:r>
-        <w:t xml:space="preserve">, HTML5, SCSS/SASS, JavaScript, and </w:t>
-      </w:r>
-      <w:r>
-        <w:rPr>
-          <w:b/>
-          <w:bCs/>
-        </w:rPr>
-        <w:t>Bootstrap</w:t>
-      </w:r>
-      <w:r>
-        <w:t>, supporting real-time facility and manufacturing dashboards.</w:t>
-      </w:r>
-    </w:p>
-    <w:p>
-      <w:pPr>
-        <w:pStyle w:val="ListParagraph"/>
-        <w:numPr>
-          <w:ilvl w:val="0"/>
-          <w:numId w:val="27"/>
-        </w:numPr>
-        <w:spacing w:after="0"/>
-      </w:pPr>
-      <w:r>
-        <w:t xml:space="preserve">Implemented </w:t>
-      </w:r>
-      <w:proofErr w:type="spellStart"/>
-      <w:r>
-        <w:rPr>
-          <w:b/>
-          <w:bCs/>
-        </w:rPr>
-        <w:t>SignalR</w:t>
-      </w:r>
-      <w:proofErr w:type="spellEnd"/>
-      <w:r>
-        <w:t xml:space="preserve"> </w:t>
-      </w:r>
-      <w:r>
-        <w:t xml:space="preserve">based real-time communication, pushing live equipment data and alerts to dashboards, </w:t>
-      </w:r>
-      <w:r>
-        <w:rPr>
-          <w:b/>
-          <w:bCs/>
-        </w:rPr>
-        <w:t>reducing response time to production issues by 40%.</w:t>
-      </w:r>
-    </w:p>
-    <w:p>
-      <w:pPr>
-        <w:pStyle w:val="ListParagraph"/>
-        <w:numPr>
-          <w:ilvl w:val="0"/>
-          <w:numId w:val="27"/>
-        </w:numPr>
-        <w:spacing w:after="0"/>
-      </w:pPr>
-      <w:r>
-        <w:t xml:space="preserve">Led end-to-end </w:t>
-      </w:r>
-      <w:r>
-        <w:rPr>
-          <w:b/>
-          <w:bCs/>
-        </w:rPr>
-        <w:t>SDLC</w:t>
-      </w:r>
-      <w:r>
-        <w:t xml:space="preserve"> for </w:t>
-      </w:r>
-      <w:r>
-        <w:rPr>
-          <w:b/>
-          <w:bCs/>
-        </w:rPr>
-        <w:t>Facility Monitoring System</w:t>
-      </w:r>
-      <w:r>
-        <w:rPr>
-          <w:b/>
-          <w:bCs/>
-        </w:rPr>
-        <w:t xml:space="preserve"> </w:t>
-      </w:r>
-      <w:r>
-        <w:rPr>
-          <w:b/>
-          <w:bCs/>
-        </w:rPr>
-        <w:t>(FMS)</w:t>
-      </w:r>
-      <w:r>
-        <w:t xml:space="preserve"> enterprise applications using </w:t>
-      </w:r>
-      <w:r>
-        <w:rPr>
-          <w:b/>
-          <w:bCs/>
-        </w:rPr>
-        <w:t>Java</w:t>
-      </w:r>
-      <w:r>
-        <w:t xml:space="preserve">, </w:t>
-      </w:r>
-      <w:r>
-        <w:rPr>
-          <w:b/>
-          <w:bCs/>
-        </w:rPr>
-        <w:t>ASP.NET MVC</w:t>
-      </w:r>
-      <w:r>
-        <w:t xml:space="preserve"> and </w:t>
-      </w:r>
-      <w:r>
-        <w:rPr>
-          <w:b/>
-          <w:bCs/>
-        </w:rPr>
-        <w:t>Oracle</w:t>
-      </w:r>
-      <w:r>
-        <w:t xml:space="preserve">, delivering scalable production solutions for facility monitoring, achieving </w:t>
-      </w:r>
-      <w:r>
-        <w:rPr>
-          <w:b/>
-          <w:bCs/>
-        </w:rPr>
-        <w:t>99.9% system uptime</w:t>
-      </w:r>
-      <w:r>
-        <w:t>.</w:t>
-      </w:r>
-    </w:p>
-    <w:p>
-      <w:pPr>
-        <w:pStyle w:val="ListParagraph"/>
-        <w:numPr>
-          <w:ilvl w:val="0"/>
-          <w:numId w:val="27"/>
-        </w:numPr>
-        <w:spacing w:after="0"/>
-      </w:pPr>
-      <w:r>
-        <w:t xml:space="preserve">Contributed to the design and delivery of a </w:t>
-      </w:r>
-      <w:r>
-        <w:rPr>
-          <w:b/>
-          <w:bCs/>
-        </w:rPr>
-        <w:t>Manufacturing Execution System (MES)</w:t>
-      </w:r>
-      <w:r>
-        <w:t xml:space="preserve"> for module process in battery manufacturing, real-time tracking of production workflows, equipment status, and quality parameters, improving </w:t>
-      </w:r>
-      <w:r>
-        <w:rPr>
-          <w:b/>
-          <w:bCs/>
-        </w:rPr>
-        <w:t>operational visibility by 30%.</w:t>
-      </w:r>
-    </w:p>
-    <w:p>
-      <w:pPr>
-        <w:pStyle w:val="ListParagraph"/>
-        <w:numPr>
-          <w:ilvl w:val="0"/>
-          <w:numId w:val="27"/>
-        </w:numPr>
-        <w:spacing w:after="0"/>
-      </w:pPr>
-      <w:r>
-        <w:t xml:space="preserve">Built admin dashboards for device management and monitoring, integrating </w:t>
-      </w:r>
-      <w:r>
-        <w:rPr>
-          <w:b/>
-          <w:bCs/>
-        </w:rPr>
-        <w:t>Log4js</w:t>
-      </w:r>
-      <w:r>
-        <w:t xml:space="preserve"> logging and downtime analytics to identify recurring equipment failures, </w:t>
-      </w:r>
-      <w:r>
-        <w:rPr>
-          <w:b/>
-          <w:bCs/>
-        </w:rPr>
-        <w:t>reducing unplanned production stoppages by 15–20%.</w:t>
-      </w:r>
-    </w:p>
-    <w:p>
-      <w:pPr>
-        <w:pStyle w:val="ListParagraph"/>
-        <w:numPr>
-          <w:ilvl w:val="0"/>
-          <w:numId w:val="27"/>
-        </w:numPr>
-        <w:spacing w:after="0"/>
-      </w:pPr>
-      <w:r>
-        <w:t xml:space="preserve">Optimized backend performance and deployment by developing </w:t>
-      </w:r>
-      <w:r>
-        <w:rPr>
-          <w:b/>
-          <w:bCs/>
-        </w:rPr>
-        <w:t>PL/SQL stored procedures</w:t>
-      </w:r>
-      <w:r>
-        <w:t xml:space="preserve">, tuning </w:t>
-      </w:r>
-      <w:r>
-        <w:rPr>
-          <w:b/>
-          <w:bCs/>
-        </w:rPr>
-        <w:t>Oracle queries</w:t>
-      </w:r>
-      <w:r>
-        <w:t xml:space="preserve">, and managing </w:t>
-      </w:r>
-      <w:r>
-        <w:rPr>
-          <w:b/>
-          <w:bCs/>
-        </w:rPr>
-        <w:t>IIS</w:t>
-      </w:r>
-      <w:r>
-        <w:t xml:space="preserve"> </w:t>
-      </w:r>
-      <w:r>
-        <w:t>based deployments, improving data processing and reporting</w:t>
-      </w:r>
-      <w:r>
-        <w:t>.</w:t>
-      </w:r>
-    </w:p>
-    <w:p>
-      <w:pPr>
-        <w:pStyle w:val="ListParagraph"/>
-        <w:numPr>
-          <w:ilvl w:val="0"/>
-          <w:numId w:val="27"/>
-        </w:numPr>
-        <w:spacing w:after="0"/>
-      </w:pPr>
-      <w:r>
-        <w:t>Strengthened code quality and team productivity by mentoring junior developers, enforcing Git best practices, and collaborating in Agile/Scrum teams to deliver features on schedule.</w:t>
-      </w:r>
-    </w:p>
-    <w:p>
-      <w:pPr>
-        <w:spacing w:after="0"/>
-        <w:rPr>
-          <w:b/>
-          <w:bCs/>
-          <w:sz w:val="24"/>
-          <w:szCs w:val="24"/>
-        </w:rPr>
-      </w:pPr>
-    </w:p>
-    <w:p>
-      <w:pPr>
-        <w:spacing w:after="0"/>
-        <w:rPr>
-          <w:b/>
-          <w:bCs/>
-          <w:sz w:val="24"/>
-          <w:szCs w:val="24"/>
-        </w:rPr>
-      </w:pPr>
-    </w:p>
-    <w:p>
-      <w:pPr>
-        <w:spacing w:after="0"/>
-        <w:rPr>
-          <w:sz w:val="24"/>
-          <w:szCs w:val="24"/>
-          <w:highlight w:val="yellow"/>
-        </w:rPr>
-      </w:pPr>
-      <w:r>
-        <w:rPr>
-          <w:b/>
-          <w:bCs/>
-          <w:sz w:val="24"/>
-          <w:szCs w:val="24"/>
-        </w:rPr>
-        <w:lastRenderedPageBreak/>
-        <w:t>Software Engineer | Foxconn Industrial Internet | July 2020 - May 2024, Mount Pleasant, WI</w:t>
-      </w:r>
-    </w:p>
-    <w:p>
-      <w:pPr>
-        <w:pStyle w:val="ListParagraph"/>
-        <w:numPr>
-          <w:ilvl w:val="0"/>
-          <w:numId w:val="34"/>
-        </w:numPr>
-        <w:spacing w:after="0"/>
-      </w:pPr>
-      <w:r>
-        <w:t xml:space="preserve">Participated in full </w:t>
-      </w:r>
-      <w:r>
-        <w:rPr>
-          <w:b/>
-          <w:bCs/>
-        </w:rPr>
-        <w:t>Software Development Life Cycle (SDLC</w:t>
-      </w:r>
-      <w:r>
-        <w:t>), including requirements gathering, design, analysis, design, development, testing, and deployment.</w:t>
-      </w:r>
-    </w:p>
-    <w:p>
-      <w:pPr>
-        <w:pStyle w:val="ListParagraph"/>
-        <w:numPr>
-          <w:ilvl w:val="0"/>
-          <w:numId w:val="34"/>
-        </w:numPr>
-        <w:spacing w:after="0"/>
-      </w:pPr>
-      <w:r>
-        <w:t xml:space="preserve">Developed and designed responsive, user centric </w:t>
-      </w:r>
-      <w:r>
-        <w:rPr>
-          <w:b/>
-          <w:bCs/>
-        </w:rPr>
-        <w:t>UI</w:t>
-      </w:r>
-      <w:r>
-        <w:t xml:space="preserve"> using </w:t>
-      </w:r>
-      <w:r>
-        <w:rPr>
-          <w:b/>
-          <w:bCs/>
-        </w:rPr>
-        <w:t xml:space="preserve">HTML5, CSS3/SASS, JavaScript, </w:t>
-      </w:r>
-      <w:proofErr w:type="spellStart"/>
-      <w:r>
-        <w:rPr>
-          <w:b/>
-          <w:bCs/>
-        </w:rPr>
-        <w:t>JQuery</w:t>
-      </w:r>
-      <w:proofErr w:type="spellEnd"/>
-      <w:r>
-        <w:rPr>
-          <w:b/>
-          <w:bCs/>
-        </w:rPr>
-        <w:t xml:space="preserve">, ReactJS/ </w:t>
-      </w:r>
-      <w:proofErr w:type="spellStart"/>
-      <w:r>
-        <w:rPr>
-          <w:b/>
-          <w:bCs/>
-        </w:rPr>
-        <w:t>VueJS</w:t>
-      </w:r>
-      <w:proofErr w:type="spellEnd"/>
-      <w:r>
-        <w:rPr>
-          <w:b/>
-          <w:bCs/>
-        </w:rPr>
-        <w:t xml:space="preserve">, </w:t>
-      </w:r>
-      <w:proofErr w:type="spellStart"/>
-      <w:r>
-        <w:rPr>
-          <w:b/>
-          <w:bCs/>
-        </w:rPr>
-        <w:t>ContextAPI</w:t>
-      </w:r>
-      <w:proofErr w:type="spellEnd"/>
-      <w:r>
-        <w:rPr>
-          <w:b/>
-          <w:bCs/>
-        </w:rPr>
-        <w:t>/ Redux/</w:t>
-      </w:r>
-      <w:proofErr w:type="spellStart"/>
-      <w:r>
-        <w:rPr>
-          <w:b/>
-          <w:bCs/>
-        </w:rPr>
-        <w:t>VueX</w:t>
-      </w:r>
-      <w:proofErr w:type="spellEnd"/>
-      <w:r>
-        <w:rPr>
-          <w:b/>
-          <w:bCs/>
-        </w:rPr>
-        <w:t>, Node.</w:t>
-      </w:r>
-      <w:r>
-        <w:rPr>
-          <w:b/>
-          <w:bCs/>
-        </w:rPr>
-        <w:t>js</w:t>
-      </w:r>
-      <w:r>
-        <w:rPr>
-          <w:b/>
-          <w:bCs/>
-        </w:rPr>
-        <w:t xml:space="preserve"> and Bootstrap</w:t>
-      </w:r>
-      <w:r>
-        <w:t>.</w:t>
-      </w:r>
-    </w:p>
-    <w:p>
-      <w:pPr>
-        <w:pStyle w:val="ListParagraph"/>
-        <w:numPr>
-          <w:ilvl w:val="0"/>
-          <w:numId w:val="34"/>
-        </w:numPr>
-        <w:spacing w:after="0"/>
-      </w:pPr>
-      <w:r>
-        <w:t>Implemented state management and performance optimization strategies (</w:t>
-      </w:r>
-      <w:r>
-        <w:rPr>
-          <w:b/>
-          <w:bCs/>
-        </w:rPr>
-        <w:t>Context API</w:t>
-      </w:r>
-      <w:r>
-        <w:t xml:space="preserve">, </w:t>
-      </w:r>
-      <w:r>
-        <w:rPr>
-          <w:b/>
-          <w:bCs/>
-        </w:rPr>
-        <w:t>Redux</w:t>
-      </w:r>
-      <w:r>
-        <w:t>,</w:t>
-      </w:r>
-      <w:r>
-        <w:t xml:space="preserve"> </w:t>
-      </w:r>
-      <w:proofErr w:type="spellStart"/>
-      <w:r>
-        <w:rPr>
-          <w:b/>
-          <w:bCs/>
-        </w:rPr>
-        <w:t>VueX</w:t>
-      </w:r>
-      <w:proofErr w:type="spellEnd"/>
-      <w:r>
-        <w:t>,</w:t>
-      </w:r>
-      <w:r>
-        <w:t xml:space="preserve"> </w:t>
-      </w:r>
-      <w:r>
-        <w:rPr>
-          <w:b/>
-          <w:bCs/>
-        </w:rPr>
-        <w:t>lazy loading</w:t>
-      </w:r>
-      <w:r>
-        <w:t xml:space="preserve">, </w:t>
-      </w:r>
-      <w:r>
-        <w:rPr>
-          <w:b/>
-          <w:bCs/>
-        </w:rPr>
-        <w:t>code splitting</w:t>
-      </w:r>
-      <w:r>
-        <w:t xml:space="preserve">, </w:t>
-      </w:r>
-      <w:proofErr w:type="spellStart"/>
-      <w:r>
-        <w:rPr>
-          <w:b/>
-          <w:bCs/>
-        </w:rPr>
-        <w:t>memoization</w:t>
-      </w:r>
-      <w:proofErr w:type="spellEnd"/>
-      <w:r>
-        <w:t xml:space="preserve">), </w:t>
-      </w:r>
-      <w:r>
-        <w:rPr>
-          <w:b/>
-          <w:bCs/>
-        </w:rPr>
-        <w:t>reducing page load times by 30–40%</w:t>
-      </w:r>
-      <w:r>
-        <w:t xml:space="preserve"> and </w:t>
-      </w:r>
-      <w:r>
-        <w:rPr>
-          <w:b/>
-          <w:bCs/>
-        </w:rPr>
-        <w:t>improving Lighthouse performance scores to 90+.</w:t>
-      </w:r>
-    </w:p>
-    <w:p>
-      <w:pPr>
-        <w:pStyle w:val="ListParagraph"/>
-        <w:numPr>
-          <w:ilvl w:val="0"/>
-          <w:numId w:val="34"/>
-        </w:numPr>
-        <w:spacing w:after="0"/>
-      </w:pPr>
-      <w:r>
-        <w:t xml:space="preserve">Implemented </w:t>
-      </w:r>
-      <w:r>
-        <w:rPr>
-          <w:b/>
-          <w:bCs/>
-        </w:rPr>
-        <w:t>interna</w:t>
-      </w:r>
-      <w:r>
-        <w:rPr>
-          <w:b/>
-          <w:bCs/>
-        </w:rPr>
-        <w:t>tiona</w:t>
-      </w:r>
-      <w:r>
-        <w:rPr>
-          <w:b/>
-          <w:bCs/>
-        </w:rPr>
-        <w:t>lization/localization</w:t>
-      </w:r>
-      <w:r>
-        <w:t xml:space="preserve"> for user interaction, expanding accessibility and user engagement.</w:t>
-      </w:r>
-    </w:p>
-    <w:p>
-      <w:pPr>
-        <w:pStyle w:val="ListParagraph"/>
-        <w:numPr>
-          <w:ilvl w:val="0"/>
-          <w:numId w:val="34"/>
-        </w:numPr>
-        <w:spacing w:after="0"/>
-      </w:pPr>
-      <w:r>
-        <w:t xml:space="preserve">Innovated </w:t>
-      </w:r>
-      <w:r>
-        <w:rPr>
-          <w:b/>
-          <w:bCs/>
-        </w:rPr>
-        <w:t xml:space="preserve">custom </w:t>
-      </w:r>
-      <w:proofErr w:type="spellStart"/>
-      <w:r>
-        <w:rPr>
-          <w:b/>
-          <w:bCs/>
-        </w:rPr>
-        <w:t>npm</w:t>
-      </w:r>
-      <w:proofErr w:type="spellEnd"/>
-      <w:r>
-        <w:rPr>
-          <w:b/>
-          <w:bCs/>
-        </w:rPr>
-        <w:t xml:space="preserve"> packages </w:t>
-      </w:r>
-      <w:r>
-        <w:t xml:space="preserve">using </w:t>
-      </w:r>
-      <w:r>
-        <w:rPr>
-          <w:b/>
-          <w:bCs/>
-        </w:rPr>
-        <w:t xml:space="preserve">JavaScript, </w:t>
-      </w:r>
-      <w:r>
-        <w:rPr>
-          <w:b/>
-          <w:bCs/>
-        </w:rPr>
-        <w:t>Node.js</w:t>
-      </w:r>
-      <w:r>
-        <w:t xml:space="preserve">, and published them to the internal </w:t>
-      </w:r>
-      <w:proofErr w:type="spellStart"/>
-      <w:r>
-        <w:t>npm</w:t>
-      </w:r>
-      <w:proofErr w:type="spellEnd"/>
-      <w:r>
-        <w:t xml:space="preserve"> registry, </w:t>
-      </w:r>
-      <w:r>
-        <w:rPr>
-          <w:b/>
-          <w:bCs/>
-        </w:rPr>
-        <w:t>reducing duplicated development by 20%</w:t>
-      </w:r>
-      <w:r>
-        <w:t>.</w:t>
-      </w:r>
-    </w:p>
-    <w:p>
-      <w:pPr>
-        <w:pStyle w:val="ListParagraph"/>
-        <w:numPr>
-          <w:ilvl w:val="0"/>
-          <w:numId w:val="34"/>
-        </w:numPr>
-        <w:spacing w:after="0"/>
-      </w:pPr>
-      <w:r>
-        <w:t xml:space="preserve">Designed and implemented enterprise applications using </w:t>
-      </w:r>
-      <w:r>
-        <w:rPr>
-          <w:b/>
-          <w:bCs/>
-        </w:rPr>
-        <w:t>Hibernate framework, Spring IOC, Spring MVC, Spring Boot, Spring JDBC, Spring Annotations, Spring Integration, frameworks, RESTful web services</w:t>
-      </w:r>
-      <w:r>
-        <w:t>.</w:t>
-      </w:r>
-    </w:p>
-    <w:p>
-      <w:pPr>
-        <w:pStyle w:val="ListParagraph"/>
-        <w:numPr>
-          <w:ilvl w:val="0"/>
-          <w:numId w:val="34"/>
-        </w:numPr>
-        <w:spacing w:after="0"/>
-      </w:pPr>
-      <w:r>
-        <w:t xml:space="preserve">Modernized legacy systems by implementing </w:t>
-      </w:r>
-      <w:r>
-        <w:rPr>
-          <w:b/>
-          <w:bCs/>
-        </w:rPr>
-        <w:t>microservices</w:t>
-      </w:r>
-      <w:r>
-        <w:t xml:space="preserve"> architecture using </w:t>
-      </w:r>
-      <w:r>
-        <w:rPr>
-          <w:b/>
-          <w:bCs/>
-        </w:rPr>
-        <w:t>Spring Boot</w:t>
-      </w:r>
-      <w:r>
-        <w:t xml:space="preserve"> and .</w:t>
-      </w:r>
-      <w:r>
-        <w:rPr>
-          <w:b/>
-          <w:bCs/>
-        </w:rPr>
-        <w:t>NET Core</w:t>
-      </w:r>
-      <w:r>
-        <w:t xml:space="preserve"> (Entity Framework), improving deployment frequency and </w:t>
-      </w:r>
-      <w:r>
-        <w:rPr>
-          <w:b/>
-          <w:bCs/>
-        </w:rPr>
-        <w:t>reducing system downtime by 30%.</w:t>
-      </w:r>
-    </w:p>
-    <w:p>
-      <w:pPr>
-        <w:pStyle w:val="ListParagraph"/>
-        <w:numPr>
-          <w:ilvl w:val="0"/>
-          <w:numId w:val="34"/>
-        </w:numPr>
-        <w:spacing w:after="0"/>
-      </w:pPr>
-      <w:r>
-        <w:t xml:space="preserve">Utilized </w:t>
-      </w:r>
-      <w:r>
-        <w:rPr>
-          <w:b/>
-          <w:bCs/>
-        </w:rPr>
-        <w:t>OAuth 2.0</w:t>
-      </w:r>
-      <w:r>
-        <w:t xml:space="preserve"> protocol to enable secure authentication and authorization for </w:t>
-      </w:r>
-      <w:r>
-        <w:rPr>
-          <w:b/>
-          <w:bCs/>
-        </w:rPr>
-        <w:t>RESTful</w:t>
-      </w:r>
-      <w:r>
-        <w:t xml:space="preserve"> APIs.</w:t>
-      </w:r>
-    </w:p>
-    <w:p>
-      <w:pPr>
-        <w:pStyle w:val="ListParagraph"/>
-        <w:numPr>
-          <w:ilvl w:val="0"/>
-          <w:numId w:val="34"/>
-        </w:numPr>
-        <w:spacing w:after="0"/>
-      </w:pPr>
-      <w:r>
-        <w:t xml:space="preserve">Developed data access layers using </w:t>
-      </w:r>
-      <w:r>
-        <w:rPr>
-          <w:b/>
-          <w:bCs/>
-        </w:rPr>
-        <w:t>Hibernate</w:t>
-      </w:r>
-      <w:r>
-        <w:t xml:space="preserve"> and Spring Data JPA, optimizing database interactions and query performance.</w:t>
-      </w:r>
-    </w:p>
-    <w:p>
-      <w:pPr>
-        <w:pStyle w:val="ListParagraph"/>
-        <w:numPr>
-          <w:ilvl w:val="0"/>
-          <w:numId w:val="34"/>
-        </w:numPr>
-        <w:spacing w:after="0"/>
-      </w:pPr>
-      <w:r>
-        <w:t xml:space="preserve">Developed </w:t>
-      </w:r>
-      <w:r>
-        <w:rPr>
-          <w:b/>
-          <w:bCs/>
-        </w:rPr>
-        <w:t>Jest, Test Utils,</w:t>
-      </w:r>
-      <w:r>
-        <w:t xml:space="preserve"> </w:t>
-      </w:r>
-      <w:r>
-        <w:rPr>
-          <w:b/>
-          <w:bCs/>
-        </w:rPr>
-        <w:t>J</w:t>
-      </w:r>
-      <w:r>
-        <w:rPr>
-          <w:b/>
-          <w:bCs/>
-        </w:rPr>
-        <w:t>U</w:t>
-      </w:r>
-      <w:r>
-        <w:rPr>
-          <w:b/>
-          <w:bCs/>
-        </w:rPr>
-        <w:t>nit,</w:t>
-      </w:r>
-      <w:r>
-        <w:t xml:space="preserve"> and </w:t>
-      </w:r>
-      <w:r>
-        <w:rPr>
-          <w:b/>
-          <w:bCs/>
-        </w:rPr>
-        <w:t>Mockito</w:t>
-      </w:r>
-      <w:r>
-        <w:t xml:space="preserve"> test cases to unit test the business logic.</w:t>
-      </w:r>
-    </w:p>
-    <w:p>
-      <w:pPr>
-        <w:pStyle w:val="ListParagraph"/>
-        <w:numPr>
-          <w:ilvl w:val="0"/>
-          <w:numId w:val="34"/>
-        </w:numPr>
-        <w:spacing w:after="0"/>
-      </w:pPr>
-      <w:r>
-        <w:t xml:space="preserve">Implemented </w:t>
-      </w:r>
-      <w:r>
-        <w:rPr>
-          <w:b/>
-          <w:bCs/>
-        </w:rPr>
-        <w:t>CI/CD</w:t>
-      </w:r>
-      <w:r>
-        <w:t xml:space="preserve"> using </w:t>
-      </w:r>
-      <w:r>
-        <w:rPr>
-          <w:b/>
-          <w:bCs/>
-        </w:rPr>
-        <w:t>Git</w:t>
-      </w:r>
-      <w:r>
-        <w:rPr>
-          <w:b/>
-          <w:bCs/>
-        </w:rPr>
-        <w:t>L</w:t>
-      </w:r>
-      <w:r>
-        <w:rPr>
-          <w:b/>
-          <w:bCs/>
-        </w:rPr>
-        <w:t>ab CI</w:t>
-      </w:r>
-      <w:r>
-        <w:t>,</w:t>
-      </w:r>
-      <w:r>
-        <w:t xml:space="preserve"> improving deployment automation and release consistency</w:t>
-      </w:r>
-      <w:r>
-        <w:t>.</w:t>
-      </w:r>
-    </w:p>
-    <w:p>
-      <w:pPr>
-        <w:pStyle w:val="ListParagraph"/>
-        <w:numPr>
-          <w:ilvl w:val="0"/>
-          <w:numId w:val="34"/>
-        </w:numPr>
-        <w:spacing w:after="0"/>
-      </w:pPr>
-      <w:r>
-        <w:t xml:space="preserve">Actively involved in transitioning from traditional data center models to cloud-based solutions using </w:t>
-      </w:r>
-      <w:r>
-        <w:rPr>
-          <w:b/>
-          <w:bCs/>
-        </w:rPr>
-        <w:t>AWS services</w:t>
-      </w:r>
-      <w:r>
-        <w:t>.</w:t>
-      </w:r>
-    </w:p>
-    <w:p>
-      <w:pPr>
-        <w:pStyle w:val="ListParagraph"/>
-        <w:numPr>
-          <w:ilvl w:val="0"/>
-          <w:numId w:val="34"/>
-        </w:numPr>
-        <w:spacing w:after="0"/>
-      </w:pPr>
-      <w:r>
-        <w:t xml:space="preserve">Built event-driven microservices architecture using </w:t>
-      </w:r>
-      <w:r>
-        <w:rPr>
-          <w:b/>
-          <w:bCs/>
-        </w:rPr>
-        <w:t>Kafka’s</w:t>
-      </w:r>
-      <w:r>
-        <w:t xml:space="preserve"> pub-sub model.</w:t>
-      </w:r>
-    </w:p>
-    <w:p>
-      <w:pPr>
-        <w:pStyle w:val="ListParagraph"/>
-        <w:numPr>
-          <w:ilvl w:val="0"/>
-          <w:numId w:val="34"/>
-        </w:numPr>
-        <w:spacing w:after="0"/>
-      </w:pPr>
-      <w:r>
-        <w:t xml:space="preserve">Set up </w:t>
-      </w:r>
-      <w:r>
-        <w:rPr>
-          <w:b/>
-          <w:bCs/>
-        </w:rPr>
-        <w:t>Google Analytics</w:t>
-      </w:r>
-      <w:r>
-        <w:t xml:space="preserve"> to track and analyze website traffic, user behavior, and engagement metrics.</w:t>
-      </w:r>
-    </w:p>
-    <w:p>
-      <w:pPr>
-        <w:spacing w:after="0"/>
-        <w:rPr>
-          <w:sz w:val="14"/>
-          <w:szCs w:val="14"/>
-        </w:rPr>
-      </w:pPr>
-    </w:p>
-    <w:p>
-      <w:pPr>
-        <w:spacing w:after="0"/>
-        <w:rPr>
-          <w:sz w:val="24"/>
-          <w:szCs w:val="24"/>
-        </w:rPr>
-      </w:pPr>
-      <w:r>
-        <w:rPr>
-          <w:b/>
-          <w:bCs/>
-          <w:sz w:val="24"/>
-          <w:szCs w:val="24"/>
-        </w:rPr>
-        <w:t xml:space="preserve">Full Stack Developer | Department of Mathematics | University of Mississippi | Jan 2020 - May 2020 </w:t>
-      </w:r>
-    </w:p>
-    <w:p>
-      <w:pPr>
-        <w:pStyle w:val="ListParagraph"/>
-        <w:numPr>
-          <w:ilvl w:val="0"/>
-          <w:numId w:val="35"/>
-        </w:numPr>
-        <w:spacing w:after="0"/>
-      </w:pPr>
-      <w:r>
-        <w:t xml:space="preserve">Developed an intuitive </w:t>
-      </w:r>
-      <w:r>
-        <w:rPr>
-          <w:b/>
-          <w:bCs/>
-        </w:rPr>
-        <w:t>React</w:t>
-      </w:r>
-      <w:r>
-        <w:t xml:space="preserve"> </w:t>
-      </w:r>
-      <w:r>
-        <w:t xml:space="preserve">based user interface for attendance tracking, leveraging </w:t>
-      </w:r>
-      <w:r>
-        <w:rPr>
-          <w:b/>
-          <w:bCs/>
-        </w:rPr>
-        <w:t>Context API</w:t>
-      </w:r>
-      <w:r>
-        <w:t xml:space="preserve"> for state management and modern design principles, </w:t>
-      </w:r>
-      <w:r>
-        <w:rPr>
-          <w:b/>
-          <w:bCs/>
-        </w:rPr>
-        <w:t>improving task efficiency by 50%</w:t>
-      </w:r>
-      <w:r>
-        <w:t>.</w:t>
-      </w:r>
-    </w:p>
-    <w:p>
-      <w:pPr>
-        <w:pStyle w:val="ListParagraph"/>
-        <w:numPr>
-          <w:ilvl w:val="0"/>
-          <w:numId w:val="35"/>
-        </w:numPr>
-        <w:spacing w:after="0"/>
-      </w:pPr>
-      <w:r>
-        <w:t xml:space="preserve">Implemented </w:t>
-      </w:r>
-      <w:r>
-        <w:rPr>
-          <w:b/>
-          <w:bCs/>
-        </w:rPr>
-        <w:t>real-time data synchronization</w:t>
-      </w:r>
-      <w:r>
-        <w:t xml:space="preserve"> and storage using </w:t>
-      </w:r>
-      <w:r>
-        <w:rPr>
-          <w:b/>
-          <w:bCs/>
-        </w:rPr>
-        <w:t>Firebase Authentication</w:t>
-      </w:r>
-      <w:r>
-        <w:t xml:space="preserve"> with role-based access control, supporting 50+ concurrent users and ensuring secure, instant access to attendance</w:t>
-      </w:r>
-      <w:r>
-        <w:t>.</w:t>
-      </w:r>
-    </w:p>
-    <w:p>
-      <w:pPr>
-        <w:pStyle w:val="ListParagraph"/>
-        <w:numPr>
-          <w:ilvl w:val="0"/>
-          <w:numId w:val="35"/>
-        </w:numPr>
-        <w:spacing w:after="0"/>
-      </w:pPr>
-      <w:r>
-        <w:t xml:space="preserve">Built a robust backend with Node.js, handling </w:t>
-      </w:r>
-      <w:r>
-        <w:rPr>
-          <w:b/>
-          <w:bCs/>
-        </w:rPr>
-        <w:t>data processing</w:t>
-      </w:r>
-      <w:r>
-        <w:t xml:space="preserve">, </w:t>
-      </w:r>
-      <w:r>
-        <w:rPr>
-          <w:b/>
-          <w:bCs/>
-        </w:rPr>
-        <w:t>business logic</w:t>
-      </w:r>
-      <w:r>
-        <w:t xml:space="preserve">, and </w:t>
-      </w:r>
-      <w:r>
-        <w:rPr>
-          <w:b/>
-          <w:bCs/>
-        </w:rPr>
-        <w:t>RESTful API</w:t>
-      </w:r>
-      <w:r>
-        <w:t xml:space="preserve"> interactions with the frontend, </w:t>
-      </w:r>
-      <w:r>
-        <w:rPr>
-          <w:b/>
-          <w:bCs/>
-        </w:rPr>
-        <w:t>reducing server response times by 25%</w:t>
-      </w:r>
-      <w:r>
-        <w:t xml:space="preserve"> and ensuring scalable performance.</w:t>
-      </w:r>
-    </w:p>
-    <w:p>
-      <w:pPr>
-        <w:pStyle w:val="ListParagraph"/>
-        <w:numPr>
-          <w:ilvl w:val="0"/>
-          <w:numId w:val="35"/>
-        </w:numPr>
-        <w:spacing w:after="0"/>
-      </w:pPr>
-      <w:r>
-        <w:t xml:space="preserve">Conducted thorough testing and collaborated with cross-functional teams, </w:t>
-      </w:r>
-      <w:r>
-        <w:rPr>
-          <w:b/>
-          <w:bCs/>
-        </w:rPr>
-        <w:t>ensuring 99% feature reliability</w:t>
-      </w:r>
-      <w:r>
-        <w:t xml:space="preserve">, </w:t>
-      </w:r>
-      <w:r>
-        <w:rPr>
-          <w:b/>
-          <w:bCs/>
-        </w:rPr>
-        <w:t>cross-browser/device compatibility</w:t>
-      </w:r>
-      <w:r>
-        <w:t>, and seamless, high-quality user experience.</w:t>
-      </w:r>
-    </w:p>
-    <w:p>
-      <w:pPr>
-        <w:spacing w:after="0"/>
-        <w:rPr>
-          <w:b/>
-          <w:bCs/>
-          <w:sz w:val="14"/>
-          <w:szCs w:val="14"/>
-        </w:rPr>
-      </w:pPr>
-    </w:p>
-    <w:p>
-      <w:pPr>
-        <w:spacing w:after="0"/>
-        <w:rPr>
-          <w:b/>
-          <w:bCs/>
-          <w:sz w:val="24"/>
-          <w:szCs w:val="24"/>
-        </w:rPr>
-      </w:pPr>
-      <w:r>
-        <w:rPr>
-          <w:b/>
-          <w:bCs/>
-          <w:sz w:val="24"/>
-          <w:szCs w:val="24"/>
-        </w:rPr>
-        <w:t>PROJECTS</w:t>
-      </w:r>
-    </w:p>
-    <w:p>
-      <w:pPr>
-        <w:spacing w:after="0"/>
-        <w:rPr>
-          <w:b/>
-          <w:bCs/>
-          <w:sz w:val="14"/>
-          <w:szCs w:val="14"/>
-        </w:rPr>
-      </w:pPr>
-    </w:p>
-    <w:p>
-      <w:pPr>
-        <w:spacing w:after="0"/>
-        <w:rPr>
-          <w:b/>
-          <w:bCs/>
-          <w:sz w:val="24"/>
-          <w:szCs w:val="24"/>
-        </w:rPr>
-      </w:pPr>
-      <w:r>
-        <w:rPr>
-          <w:b/>
-          <w:bCs/>
-          <w:sz w:val="24"/>
-          <w:szCs w:val="24"/>
-        </w:rPr>
-        <w:t>Multi Agent Deal Discovery platform | Dec 2025 - Jan 2025</w:t>
+        <w:t xml:space="preserve">– Present | </w:t>
+      </w:r>
+      <w:r>
+        <w:rPr>
+          <w:b/>
+          <w:bCs/>
+          <w:i/>
+          <w:iCs/>
+        </w:rPr>
+        <w:t>Manuscript in preparation for conference submission</w:t>
       </w:r>
     </w:p>
     <w:p>
@@ -2398,44 +374,24 @@
         <w:spacing w:after="0"/>
       </w:pPr>
       <w:r>
-        <w:t xml:space="preserve">Built an autonomous </w:t>
-      </w:r>
-      <w:r>
-        <w:rPr>
-          <w:b/>
-          <w:bCs/>
-        </w:rPr>
-        <w:t>multi-agent GenAI</w:t>
-      </w:r>
-      <w:r>
-        <w:t xml:space="preserve"> system using </w:t>
-      </w:r>
-      <w:r>
-        <w:rPr>
-          <w:b/>
-          <w:bCs/>
-        </w:rPr>
-        <w:t>OpenAI</w:t>
-      </w:r>
-      <w:r>
-        <w:t xml:space="preserve"> and </w:t>
-      </w:r>
-      <w:r>
-        <w:rPr>
-          <w:b/>
-          <w:bCs/>
-        </w:rPr>
-        <w:t>Perplexity</w:t>
-      </w:r>
-      <w:r>
-        <w:t xml:space="preserve"> APIs, coordinating 7 specialized agents for deal </w:t>
-      </w:r>
-      <w:r>
-        <w:rPr>
-          <w:b/>
-          <w:bCs/>
-        </w:rPr>
-        <w:t>discovery</w:t>
+        <w:t xml:space="preserve">Investigated model degradation from </w:t>
+      </w:r>
+      <w:r>
+        <w:rPr>
+          <w:b/>
+          <w:bCs/>
+        </w:rPr>
+        <w:t>recursive fine-tuning</w:t>
+      </w:r>
+      <w:r>
+        <w:t xml:space="preserve"> on synthetic biomedical QA data using </w:t>
+      </w:r>
+      <w:r>
+        <w:rPr>
+          <w:b/>
+          <w:bCs/>
+        </w:rPr>
+        <w:t>deep learning</w:t>
       </w:r>
       <w:r>
         <w:t xml:space="preserve">, </w:t>
@@ -2445,28 +401,20 @@
           <w:b/>
           <w:bCs/>
         </w:rPr>
-        <w:t>pricing</w:t>
+        <w:t>LLMs</w:t>
       </w:r>
       <w:r>
         <w:t xml:space="preserve">, </w:t>
       </w:r>
-      <w:r>
-        <w:rPr>
-          <w:b/>
-          <w:bCs/>
-        </w:rPr>
-        <w:t>retrieval</w:t>
-      </w:r>
-      <w:r>
-        <w:t xml:space="preserve">, </w:t>
-      </w:r>
-      <w:r>
-        <w:rPr>
-          <w:b/>
-          <w:bCs/>
-        </w:rPr>
-        <w:t>prediction</w:t>
-      </w:r>
+      <w:proofErr w:type="spellStart"/>
+      <w:r>
+        <w:rPr>
+          <w:b/>
+          <w:bCs/>
+        </w:rPr>
+        <w:t>QLoRA</w:t>
+      </w:r>
+      <w:proofErr w:type="spellEnd"/>
       <w:r>
         <w:t xml:space="preserve">, and </w:t>
       </w:r>
@@ -2475,10 +423,10 @@
           <w:b/>
           <w:bCs/>
         </w:rPr>
-        <w:t>planning</w:t>
-      </w:r>
-      <w:r>
-        <w:t>.</w:t>
+        <w:t>Hugging Face Transformers</w:t>
+      </w:r>
+      <w:r>
+        <w:t xml:space="preserve"> across multiple training generations and random seeds.</w:t>
       </w:r>
     </w:p>
     <w:p>
@@ -2491,6 +439,444 @@
         <w:spacing w:after="0"/>
       </w:pPr>
       <w:r>
+        <w:t xml:space="preserve">Evaluated </w:t>
+      </w:r>
+      <w:r>
+        <w:rPr>
+          <w:b/>
+          <w:bCs/>
+        </w:rPr>
+        <w:t>lexical</w:t>
+      </w:r>
+      <w:r>
+        <w:t xml:space="preserve">, </w:t>
+      </w:r>
+      <w:r>
+        <w:rPr>
+          <w:b/>
+          <w:bCs/>
+        </w:rPr>
+        <w:t>semantic</w:t>
+      </w:r>
+      <w:r>
+        <w:t xml:space="preserve">, and </w:t>
+      </w:r>
+      <w:r>
+        <w:rPr>
+          <w:b/>
+          <w:bCs/>
+        </w:rPr>
+        <w:t>biomedical entity-level</w:t>
+      </w:r>
+      <w:r>
+        <w:t xml:space="preserve"> changes using </w:t>
+      </w:r>
+      <w:proofErr w:type="spellStart"/>
+      <w:r>
+        <w:rPr>
+          <w:b/>
+          <w:bCs/>
+        </w:rPr>
+        <w:t>PubMedQA</w:t>
+      </w:r>
+      <w:proofErr w:type="spellEnd"/>
+      <w:r>
+        <w:t xml:space="preserve">, </w:t>
+      </w:r>
+      <w:r>
+        <w:rPr>
+          <w:b/>
+          <w:bCs/>
+        </w:rPr>
+        <w:t>BERT</w:t>
+      </w:r>
+      <w:r>
+        <w:t xml:space="preserve"> </w:t>
+      </w:r>
+      <w:r>
+        <w:t xml:space="preserve">based semantic metrics, </w:t>
+      </w:r>
+      <w:r>
+        <w:rPr>
+          <w:b/>
+          <w:bCs/>
+        </w:rPr>
+        <w:t>biomedical NER</w:t>
+      </w:r>
+      <w:r>
+        <w:t xml:space="preserve">, and </w:t>
+      </w:r>
+      <w:r>
+        <w:rPr>
+          <w:b/>
+          <w:bCs/>
+        </w:rPr>
+        <w:t>statistical analysis</w:t>
+      </w:r>
+      <w:r>
+        <w:t>.</w:t>
+      </w:r>
+    </w:p>
+    <w:p>
+      <w:pPr>
+        <w:pStyle w:val="ListParagraph"/>
+        <w:numPr>
+          <w:ilvl w:val="0"/>
+          <w:numId w:val="30"/>
+        </w:numPr>
+        <w:spacing w:after="0"/>
+      </w:pPr>
+      <w:r>
+        <w:t xml:space="preserve">Analyzed changes in </w:t>
+      </w:r>
+      <w:r>
+        <w:rPr>
+          <w:b/>
+          <w:bCs/>
+        </w:rPr>
+        <w:t>model diversity,</w:t>
+      </w:r>
+      <w:r>
+        <w:t xml:space="preserve"> </w:t>
+      </w:r>
+      <w:r>
+        <w:rPr>
+          <w:b/>
+          <w:bCs/>
+        </w:rPr>
+        <w:t>domain knowledge retention</w:t>
+      </w:r>
+      <w:r>
+        <w:t>, and answer quality across recursive generations to characterize the effects of synthetic data accumulation.</w:t>
+      </w:r>
+    </w:p>
+    <w:p>
+      <w:pPr>
+        <w:spacing w:after="0"/>
+        <w:rPr>
+          <w:b/>
+          <w:bCs/>
+          <w:sz w:val="14"/>
+          <w:szCs w:val="14"/>
+        </w:rPr>
+      </w:pPr>
+    </w:p>
+    <w:p>
+      <w:pPr>
+        <w:spacing w:after="0"/>
+        <w:rPr>
+          <w:b/>
+          <w:bCs/>
+          <w:sz w:val="24"/>
+          <w:szCs w:val="24"/>
+        </w:rPr>
+      </w:pPr>
+      <w:r>
+        <w:rPr>
+          <w:b/>
+          <w:bCs/>
+          <w:sz w:val="24"/>
+          <w:szCs w:val="24"/>
+        </w:rPr>
+        <w:t>Image Captioning and Model Evaluation</w:t>
+      </w:r>
+      <w:r>
+        <w:rPr>
+          <w:b/>
+          <w:bCs/>
+          <w:sz w:val="24"/>
+          <w:szCs w:val="24"/>
+        </w:rPr>
+        <w:t xml:space="preserve"> | Independent Research</w:t>
+      </w:r>
+      <w:r>
+        <w:rPr>
+          <w:b/>
+          <w:bCs/>
+          <w:sz w:val="24"/>
+          <w:szCs w:val="24"/>
+        </w:rPr>
+        <w:t xml:space="preserve"> | </w:t>
+      </w:r>
+      <w:r>
+        <w:rPr>
+          <w:b/>
+          <w:bCs/>
+          <w:sz w:val="24"/>
+          <w:szCs w:val="24"/>
+        </w:rPr>
+        <w:t>May</w:t>
+      </w:r>
+      <w:r>
+        <w:rPr>
+          <w:b/>
+          <w:bCs/>
+          <w:sz w:val="24"/>
+          <w:szCs w:val="24"/>
+        </w:rPr>
+        <w:t xml:space="preserve"> 2026 - </w:t>
+      </w:r>
+      <w:r>
+        <w:rPr>
+          <w:b/>
+          <w:bCs/>
+          <w:sz w:val="24"/>
+          <w:szCs w:val="24"/>
+        </w:rPr>
+        <w:t>August</w:t>
+      </w:r>
+      <w:r>
+        <w:rPr>
+          <w:b/>
+          <w:bCs/>
+          <w:sz w:val="24"/>
+          <w:szCs w:val="24"/>
+        </w:rPr>
+        <w:t xml:space="preserve"> 2026</w:t>
+      </w:r>
+    </w:p>
+    <w:p>
+      <w:pPr>
+        <w:pStyle w:val="ListParagraph"/>
+        <w:numPr>
+          <w:ilvl w:val="0"/>
+          <w:numId w:val="30"/>
+        </w:numPr>
+        <w:spacing w:after="0"/>
+      </w:pPr>
+      <w:r>
+        <w:t xml:space="preserve">Developed a deep learning image captioning pipeline using </w:t>
+      </w:r>
+      <w:r>
+        <w:rPr>
+          <w:b/>
+          <w:bCs/>
+        </w:rPr>
+        <w:t>CNN</w:t>
+      </w:r>
+      <w:r>
+        <w:t xml:space="preserve"> based image feature extraction and </w:t>
+      </w:r>
+      <w:r>
+        <w:rPr>
+          <w:b/>
+          <w:bCs/>
+        </w:rPr>
+        <w:t>LSTM</w:t>
+      </w:r>
+      <w:r>
+        <w:t xml:space="preserve"> based sequence </w:t>
+      </w:r>
+      <w:r>
+        <w:t>generation and</w:t>
+      </w:r>
+      <w:r>
+        <w:t xml:space="preserve"> built </w:t>
+      </w:r>
+      <w:r>
+        <w:t>interactive interface</w:t>
+      </w:r>
+      <w:r>
+        <w:t xml:space="preserve"> using </w:t>
+      </w:r>
+      <w:proofErr w:type="spellStart"/>
+      <w:r>
+        <w:rPr>
+          <w:b/>
+          <w:bCs/>
+        </w:rPr>
+        <w:t>Gradio</w:t>
+      </w:r>
+      <w:proofErr w:type="spellEnd"/>
+      <w:r>
+        <w:rPr>
+          <w:b/>
+          <w:bCs/>
+        </w:rPr>
+        <w:t xml:space="preserve"> UI</w:t>
+      </w:r>
+      <w:r>
+        <w:t>.</w:t>
+      </w:r>
+    </w:p>
+    <w:p>
+      <w:pPr>
+        <w:pStyle w:val="ListParagraph"/>
+        <w:numPr>
+          <w:ilvl w:val="0"/>
+          <w:numId w:val="30"/>
+        </w:numPr>
+        <w:spacing w:after="0"/>
+        <w:rPr>
+          <w:b/>
+          <w:bCs/>
+          <w:sz w:val="24"/>
+          <w:szCs w:val="24"/>
+        </w:rPr>
+      </w:pPr>
+      <w:r>
+        <w:t xml:space="preserve">Evaluated generated captions using </w:t>
+      </w:r>
+      <w:r>
+        <w:rPr>
+          <w:b/>
+          <w:bCs/>
+        </w:rPr>
+        <w:t>BLEU-1</w:t>
+      </w:r>
+      <w:r>
+        <w:t xml:space="preserve"> through </w:t>
+      </w:r>
+      <w:r>
+        <w:rPr>
+          <w:b/>
+          <w:bCs/>
+        </w:rPr>
+        <w:t>BLEU-4</w:t>
+      </w:r>
+      <w:r>
+        <w:t xml:space="preserve"> </w:t>
+      </w:r>
+      <w:r>
+        <w:t>to measure caption quality and model performance.</w:t>
+      </w:r>
+    </w:p>
+    <w:p>
+      <w:pPr>
+        <w:pStyle w:val="ListParagraph"/>
+        <w:spacing w:after="0"/>
+        <w:ind w:left="360"/>
+        <w:rPr>
+          <w:b/>
+          <w:bCs/>
+          <w:sz w:val="14"/>
+          <w:szCs w:val="14"/>
+        </w:rPr>
+      </w:pPr>
+    </w:p>
+    <w:p>
+      <w:pPr>
+        <w:spacing w:after="0"/>
+        <w:rPr>
+          <w:b/>
+          <w:bCs/>
+          <w:sz w:val="24"/>
+          <w:szCs w:val="24"/>
+        </w:rPr>
+      </w:pPr>
+      <w:r>
+        <w:rPr>
+          <w:b/>
+          <w:bCs/>
+          <w:sz w:val="24"/>
+          <w:szCs w:val="24"/>
+        </w:rPr>
+        <w:t>Multi Agent Deal Discovery platform | Dec 2025 - Jan 2025</w:t>
+      </w:r>
+    </w:p>
+    <w:p>
+      <w:pPr>
+        <w:pStyle w:val="ListParagraph"/>
+        <w:numPr>
+          <w:ilvl w:val="0"/>
+          <w:numId w:val="30"/>
+        </w:numPr>
+        <w:spacing w:after="0"/>
+      </w:pPr>
+      <w:r>
+        <w:t xml:space="preserve">Built an autonomous </w:t>
+      </w:r>
+      <w:r>
+        <w:rPr>
+          <w:b/>
+          <w:bCs/>
+        </w:rPr>
+        <w:t>multi-agent GenAI</w:t>
+      </w:r>
+      <w:r>
+        <w:t xml:space="preserve"> system using </w:t>
+      </w:r>
+      <w:r>
+        <w:rPr>
+          <w:b/>
+          <w:bCs/>
+        </w:rPr>
+        <w:t>OpenAI</w:t>
+      </w:r>
+      <w:r>
+        <w:t xml:space="preserve"> and </w:t>
+      </w:r>
+      <w:r>
+        <w:rPr>
+          <w:b/>
+          <w:bCs/>
+        </w:rPr>
+        <w:t>Perplexity</w:t>
+      </w:r>
+      <w:r>
+        <w:t xml:space="preserve"> APIs, coordinating agents for deal </w:t>
+      </w:r>
+      <w:r>
+        <w:rPr>
+          <w:b/>
+          <w:bCs/>
+        </w:rPr>
+        <w:t>discovery</w:t>
+      </w:r>
+      <w:r>
+        <w:t xml:space="preserve">, </w:t>
+      </w:r>
+      <w:r>
+        <w:rPr>
+          <w:b/>
+          <w:bCs/>
+        </w:rPr>
+        <w:t>pricing</w:t>
+      </w:r>
+      <w:r>
+        <w:t xml:space="preserve">, </w:t>
+      </w:r>
+      <w:r>
+        <w:rPr>
+          <w:b/>
+          <w:bCs/>
+        </w:rPr>
+        <w:t>retrieval</w:t>
+      </w:r>
+      <w:r>
+        <w:t xml:space="preserve">, </w:t>
+      </w:r>
+      <w:r>
+        <w:rPr>
+          <w:b/>
+          <w:bCs/>
+        </w:rPr>
+        <w:t>prediction</w:t>
+      </w:r>
+      <w:r>
+        <w:t xml:space="preserve">, and </w:t>
+      </w:r>
+      <w:r>
+        <w:rPr>
+          <w:b/>
+          <w:bCs/>
+        </w:rPr>
+        <w:t>planning</w:t>
+      </w:r>
+      <w:r>
+        <w:t>.</w:t>
+      </w:r>
+    </w:p>
+    <w:p>
+      <w:pPr>
+        <w:pStyle w:val="ListParagraph"/>
+        <w:numPr>
+          <w:ilvl w:val="0"/>
+          <w:numId w:val="30"/>
+        </w:numPr>
+        <w:spacing w:after="0"/>
+      </w:pPr>
+      <w:r>
         <w:t xml:space="preserve">Developed production AI pipelines combining a fine-tuned LLM, RAG with </w:t>
       </w:r>
       <w:proofErr w:type="spellStart"/>
@@ -2576,16 +962,10 @@
         <w:t xml:space="preserve">Designed and delivered a GenAI </w:t>
       </w:r>
       <w:r>
-        <w:t>sytem</w:t>
-      </w:r>
-      <w:r>
-        <w:t xml:space="preserve"> </w:t>
-      </w:r>
-      <w:r>
-        <w:t>using</w:t>
-      </w:r>
-      <w:r>
-        <w:t xml:space="preserve"> </w:t>
+        <w:t>system</w:t>
+      </w:r>
+      <w:r>
+        <w:t xml:space="preserve"> using </w:t>
       </w:r>
       <w:r>
         <w:rPr>
@@ -2704,12 +1084,33 @@
     <w:p>
       <w:pPr>
         <w:spacing w:after="0"/>
-        <w:ind w:left="720"/>
-        <w:rPr>
+        <w:rPr>
+          <w:b/>
+          <w:bCs/>
           <w:sz w:val="14"/>
           <w:szCs w:val="14"/>
         </w:rPr>
       </w:pPr>
+    </w:p>
+    <w:p>
+      <w:pPr>
+        <w:spacing w:after="0"/>
+        <w:rPr>
+          <w:b/>
+          <w:bCs/>
+          <w:sz w:val="24"/>
+          <w:szCs w:val="24"/>
+        </w:rPr>
+      </w:pPr>
+      <w:r>
+        <w:rPr>
+          <w:b/>
+          <w:bCs/>
+          <w:sz w:val="24"/>
+          <w:szCs w:val="24"/>
+        </w:rPr>
+        <w:t>ACADEMIC PROJECTS</w:t>
+      </w:r>
     </w:p>
     <w:p>
       <w:pPr>
@@ -2858,8 +1259,9 @@
     <w:p>
       <w:pPr>
         <w:spacing w:after="0"/>
-        <w:ind w:left="720"/>
-        <w:rPr>
+        <w:rPr>
+          <w:b/>
+          <w:bCs/>
           <w:sz w:val="14"/>
           <w:szCs w:val="14"/>
         </w:rPr>
@@ -2869,8 +1271,6 @@
       <w:pPr>
         <w:spacing w:after="0"/>
         <w:rPr>
-          <w:b/>
-          <w:bCs/>
           <w:sz w:val="24"/>
           <w:szCs w:val="24"/>
         </w:rPr>
@@ -2882,7 +1282,7 @@
           <w:sz w:val="24"/>
           <w:szCs w:val="24"/>
         </w:rPr>
-        <w:t>EDUCATION</w:t>
+        <w:t>Attendance Tracking Application</w:t>
       </w:r>
       <w:r>
         <w:rPr>
@@ -2900,21 +1300,7 @@
           <w:sz w:val="24"/>
           <w:szCs w:val="24"/>
         </w:rPr>
-        <w:t xml:space="preserve">| </w:t>
-      </w:r>
-      <w:r>
-        <w:rPr>
-          <w:b/>
-          <w:bCs/>
-        </w:rPr>
-        <w:t>The University of Mississippi |Oxford, MS</w:t>
-      </w:r>
-      <w:r>
-        <w:rPr>
-          <w:b/>
-          <w:bCs/>
-        </w:rPr>
-        <w:t xml:space="preserve"> | Aug 2016 – May 2020</w:t>
+        <w:t xml:space="preserve">| University of Mississippi | Jan 2020 - May 2020 </w:t>
       </w:r>
     </w:p>
     <w:p>
@@ -2922,52 +1308,1557 @@
         <w:pStyle w:val="ListParagraph"/>
         <w:numPr>
           <w:ilvl w:val="0"/>
-          <w:numId w:val="33"/>
+          <w:numId w:val="35"/>
         </w:numPr>
         <w:spacing w:after="0"/>
-        <w:rPr>
-          <w:b/>
-          <w:bCs/>
-        </w:rPr>
-      </w:pPr>
-      <w:r>
-        <w:rPr>
-          <w:b/>
-          <w:bCs/>
-        </w:rPr>
-        <w:t>B.S. In Computer Science</w:t>
+      </w:pPr>
+      <w:r>
+        <w:t>Developed a</w:t>
       </w:r>
       <w:r>
         <w:t xml:space="preserve"> </w:t>
       </w:r>
       <w:r>
-        <w:rPr>
-          <w:b/>
-          <w:bCs/>
-        </w:rPr>
-        <w:t xml:space="preserve">[Full ride Scholarship] </w:t>
-      </w:r>
-      <w:r>
-        <w:t xml:space="preserve">| </w:t>
-      </w:r>
-      <w:r>
-        <w:rPr>
-          <w:b/>
-          <w:bCs/>
-        </w:rPr>
-        <w:t>Overall GPA</w:t>
-      </w:r>
-      <w:r>
-        <w:t>: 3.71</w:t>
+        <w:t xml:space="preserve">real time </w:t>
+      </w:r>
+      <w:r>
+        <w:rPr>
+          <w:b/>
+          <w:bCs/>
+        </w:rPr>
+        <w:t>React</w:t>
+      </w:r>
+      <w:r>
+        <w:t xml:space="preserve"> based attendance tracking</w:t>
       </w:r>
       <w:r>
         <w:t xml:space="preserve"> </w:t>
       </w:r>
       <w:r>
-        <w:t>| Honor’s Roll</w:t>
-      </w:r>
-      <w:r>
-        <w:t xml:space="preserve"> | Provost Scholar</w:t>
+        <w:t xml:space="preserve">app </w:t>
+      </w:r>
+      <w:r>
+        <w:t xml:space="preserve">for </w:t>
+      </w:r>
+      <w:r>
+        <w:t>D</w:t>
+      </w:r>
+      <w:r>
+        <w:t>epartment of Mathematics</w:t>
+      </w:r>
+      <w:r>
+        <w:t xml:space="preserve"> </w:t>
+      </w:r>
+      <w:r>
+        <w:t xml:space="preserve">using </w:t>
+      </w:r>
+      <w:r>
+        <w:rPr>
+          <w:b/>
+          <w:bCs/>
+        </w:rPr>
+        <w:t>Firebase</w:t>
+      </w:r>
+      <w:r>
+        <w:t xml:space="preserve"> </w:t>
+      </w:r>
+      <w:r>
+        <w:t>for storage and a</w:t>
+      </w:r>
+      <w:r>
+        <w:t>uthentication with role-based access control</w:t>
+      </w:r>
+      <w:r>
+        <w:t>.</w:t>
+      </w:r>
+    </w:p>
+    <w:p>
+      <w:pPr>
+        <w:pStyle w:val="ListParagraph"/>
+        <w:numPr>
+          <w:ilvl w:val="0"/>
+          <w:numId w:val="35"/>
+        </w:numPr>
+        <w:spacing w:after="0"/>
+      </w:pPr>
+      <w:r>
+        <w:t xml:space="preserve">Built a backend with </w:t>
+      </w:r>
+      <w:r>
+        <w:rPr>
+          <w:b/>
+          <w:bCs/>
+        </w:rPr>
+        <w:t>Node.js</w:t>
+      </w:r>
+      <w:r>
+        <w:t xml:space="preserve">, handling data processing, business logic, and </w:t>
+      </w:r>
+      <w:r>
+        <w:rPr>
+          <w:b/>
+          <w:bCs/>
+        </w:rPr>
+        <w:t>RESTful API</w:t>
+      </w:r>
+      <w:r>
+        <w:t xml:space="preserve"> interactions with the frontend</w:t>
+      </w:r>
+      <w:r>
+        <w:t>.</w:t>
+      </w:r>
+    </w:p>
+    <w:p>
+      <w:pPr>
+        <w:spacing w:after="0"/>
+        <w:rPr>
+          <w:sz w:val="14"/>
+          <w:szCs w:val="14"/>
+        </w:rPr>
+      </w:pPr>
+    </w:p>
+    <w:p>
+      <w:pPr>
+        <w:spacing w:after="0"/>
+        <w:rPr>
+          <w:b/>
+          <w:bCs/>
+          <w:sz w:val="24"/>
+          <w:szCs w:val="24"/>
+        </w:rPr>
+      </w:pPr>
+      <w:r>
+        <w:rPr>
+          <w:b/>
+          <w:bCs/>
+          <w:sz w:val="24"/>
+          <w:szCs w:val="24"/>
+        </w:rPr>
+        <w:t>TECHNICAL SKILLS</w:t>
+      </w:r>
+    </w:p>
+    <w:p>
+      <w:pPr>
+        <w:pStyle w:val="ListParagraph"/>
+        <w:numPr>
+          <w:ilvl w:val="0"/>
+          <w:numId w:val="25"/>
+        </w:numPr>
+        <w:spacing w:after="0" w:line="276" w:lineRule="auto"/>
+      </w:pPr>
+      <w:r>
+        <w:rPr>
+          <w:b/>
+          <w:bCs/>
+        </w:rPr>
+        <w:t>Languages:</w:t>
+      </w:r>
+      <w:r>
+        <w:t xml:space="preserve"> </w:t>
+      </w:r>
+      <w:r>
+        <w:t xml:space="preserve">Python, </w:t>
+      </w:r>
+      <w:r>
+        <w:t>Java, JavaScript, C#</w:t>
+      </w:r>
+    </w:p>
+    <w:p>
+      <w:pPr>
+        <w:pStyle w:val="ListParagraph"/>
+        <w:numPr>
+          <w:ilvl w:val="0"/>
+          <w:numId w:val="25"/>
+        </w:numPr>
+        <w:spacing w:after="0" w:line="276" w:lineRule="auto"/>
+      </w:pPr>
+      <w:r>
+        <w:rPr>
+          <w:b/>
+          <w:bCs/>
+        </w:rPr>
+        <w:t xml:space="preserve">Machine Learning &amp; </w:t>
+      </w:r>
+      <w:r>
+        <w:rPr>
+          <w:b/>
+          <w:bCs/>
+        </w:rPr>
+        <w:t>AI:</w:t>
+      </w:r>
+      <w:r>
+        <w:t xml:space="preserve"> </w:t>
+      </w:r>
+      <w:proofErr w:type="spellStart"/>
+      <w:r>
+        <w:t>PyTorch</w:t>
+      </w:r>
+      <w:proofErr w:type="spellEnd"/>
+      <w:r>
+        <w:t>, TensorFlow/</w:t>
+      </w:r>
+      <w:proofErr w:type="spellStart"/>
+      <w:r>
+        <w:t>Keras</w:t>
+      </w:r>
+      <w:proofErr w:type="spellEnd"/>
+      <w:r>
+        <w:t xml:space="preserve">, </w:t>
+      </w:r>
+      <w:r>
+        <w:t xml:space="preserve">Hugging Face Transformers, NLP, </w:t>
+      </w:r>
+      <w:r>
+        <w:t>OpenAI</w:t>
+      </w:r>
+      <w:r>
+        <w:t xml:space="preserve"> API</w:t>
+      </w:r>
+      <w:r>
+        <w:t>, Perplexity</w:t>
+      </w:r>
+      <w:r>
+        <w:t xml:space="preserve"> API, RAG, embeddings, </w:t>
+      </w:r>
+      <w:proofErr w:type="spellStart"/>
+      <w:r>
+        <w:t>ChromaDB</w:t>
+      </w:r>
+      <w:proofErr w:type="spellEnd"/>
+      <w:r>
+        <w:t>, LLM, prompt engineering, NLP, semantic search</w:t>
+      </w:r>
+    </w:p>
+    <w:p>
+      <w:pPr>
+        <w:pStyle w:val="p1"/>
+        <w:numPr>
+          <w:ilvl w:val="0"/>
+          <w:numId w:val="25"/>
+        </w:numPr>
+        <w:rPr>
+          <w:rFonts w:ascii="Calibri" w:eastAsia="Calibri" w:hAnsi="Calibri" w:cs="Calibri"/>
+          <w:color w:val="000000"/>
+          <w:sz w:val="22"/>
+          <w:szCs w:val="22"/>
+        </w:rPr>
+      </w:pPr>
+      <w:r>
+        <w:rPr>
+          <w:rFonts w:ascii="Calibri" w:eastAsia="Calibri" w:hAnsi="Calibri" w:cs="Calibri"/>
+          <w:b/>
+          <w:bCs/>
+          <w:color w:val="000000"/>
+          <w:sz w:val="22"/>
+          <w:szCs w:val="22"/>
+        </w:rPr>
+        <w:t>Deep Learning &amp; Research</w:t>
+      </w:r>
+      <w:r>
+        <w:rPr>
+          <w:rFonts w:ascii="Calibri" w:eastAsia="Calibri" w:hAnsi="Calibri" w:cs="Calibri"/>
+          <w:color w:val="000000"/>
+          <w:sz w:val="22"/>
+          <w:szCs w:val="22"/>
+        </w:rPr>
+        <w:t xml:space="preserve">: </w:t>
+      </w:r>
+      <w:proofErr w:type="spellStart"/>
+      <w:r>
+        <w:rPr>
+          <w:rFonts w:ascii="Calibri" w:eastAsia="Calibri" w:hAnsi="Calibri" w:cs="Calibri"/>
+          <w:color w:val="000000"/>
+          <w:sz w:val="22"/>
+          <w:szCs w:val="22"/>
+        </w:rPr>
+        <w:t>QLoRA</w:t>
+      </w:r>
+      <w:proofErr w:type="spellEnd"/>
+      <w:r>
+        <w:rPr>
+          <w:rFonts w:ascii="Calibri" w:eastAsia="Calibri" w:hAnsi="Calibri" w:cs="Calibri"/>
+          <w:color w:val="000000"/>
+          <w:sz w:val="22"/>
+          <w:szCs w:val="22"/>
+        </w:rPr>
+        <w:t xml:space="preserve">, </w:t>
+      </w:r>
+      <w:proofErr w:type="spellStart"/>
+      <w:r>
+        <w:rPr>
+          <w:rFonts w:ascii="Calibri" w:eastAsia="Calibri" w:hAnsi="Calibri" w:cs="Calibri"/>
+          <w:color w:val="000000"/>
+          <w:sz w:val="22"/>
+          <w:szCs w:val="22"/>
+        </w:rPr>
+        <w:t>LoRA</w:t>
+      </w:r>
+      <w:proofErr w:type="spellEnd"/>
+      <w:r>
+        <w:rPr>
+          <w:rFonts w:ascii="Calibri" w:eastAsia="Calibri" w:hAnsi="Calibri" w:cs="Calibri"/>
+          <w:color w:val="000000"/>
+          <w:sz w:val="22"/>
+          <w:szCs w:val="22"/>
+        </w:rPr>
+        <w:t xml:space="preserve">, PEFT, 4-bit Quantization, BERT, Biomedical NER, </w:t>
+      </w:r>
+      <w:proofErr w:type="spellStart"/>
+      <w:r>
+        <w:rPr>
+          <w:rFonts w:ascii="Calibri" w:eastAsia="Calibri" w:hAnsi="Calibri" w:cs="Calibri"/>
+          <w:color w:val="000000"/>
+          <w:sz w:val="22"/>
+          <w:szCs w:val="22"/>
+        </w:rPr>
+        <w:t>BERTScore</w:t>
+      </w:r>
+      <w:proofErr w:type="spellEnd"/>
+      <w:r>
+        <w:rPr>
+          <w:rFonts w:ascii="Calibri" w:eastAsia="Calibri" w:hAnsi="Calibri" w:cs="Calibri"/>
+          <w:color w:val="000000"/>
+          <w:sz w:val="22"/>
+          <w:szCs w:val="22"/>
+        </w:rPr>
+        <w:t>, BLEU, ROUGE, METEOR, Statistical Analysis</w:t>
+      </w:r>
+    </w:p>
+    <w:p>
+      <w:pPr>
+        <w:pStyle w:val="ListParagraph"/>
+        <w:numPr>
+          <w:ilvl w:val="0"/>
+          <w:numId w:val="25"/>
+        </w:numPr>
+        <w:spacing w:after="0" w:line="276" w:lineRule="auto"/>
+      </w:pPr>
+      <w:r>
+        <w:rPr>
+          <w:b/>
+          <w:bCs/>
+        </w:rPr>
+        <w:t>Software Development</w:t>
+      </w:r>
+      <w:r>
+        <w:rPr>
+          <w:b/>
+          <w:bCs/>
+        </w:rPr>
+        <w:t>:</w:t>
+      </w:r>
+      <w:r>
+        <w:t xml:space="preserve"> </w:t>
+      </w:r>
+      <w:r>
+        <w:t xml:space="preserve">ReactJS, </w:t>
+      </w:r>
+      <w:proofErr w:type="spellStart"/>
+      <w:r>
+        <w:t>VueJS</w:t>
+      </w:r>
+      <w:proofErr w:type="spellEnd"/>
+      <w:r>
+        <w:t>, Node.js, Spring Boot, .NET, REST API, Microservices</w:t>
+      </w:r>
+      <w:r>
+        <w:t xml:space="preserve">, </w:t>
+      </w:r>
+      <w:proofErr w:type="spellStart"/>
+      <w:r>
+        <w:t>SignalR</w:t>
+      </w:r>
+      <w:proofErr w:type="spellEnd"/>
+    </w:p>
+    <w:p>
+      <w:pPr>
+        <w:pStyle w:val="ListParagraph"/>
+        <w:numPr>
+          <w:ilvl w:val="0"/>
+          <w:numId w:val="25"/>
+        </w:numPr>
+        <w:spacing w:after="0" w:line="276" w:lineRule="auto"/>
+        <w:rPr>
+          <w:b/>
+          <w:bCs/>
+        </w:rPr>
+      </w:pPr>
+      <w:r>
+        <w:rPr>
+          <w:b/>
+          <w:bCs/>
+        </w:rPr>
+        <w:t xml:space="preserve">Databases: </w:t>
+      </w:r>
+      <w:r>
+        <w:t>MySQL, PostgreSQL, MongoDB, Oracle, PL/SQL</w:t>
+      </w:r>
+    </w:p>
+    <w:p>
+      <w:pPr>
+        <w:pStyle w:val="ListParagraph"/>
+        <w:numPr>
+          <w:ilvl w:val="0"/>
+          <w:numId w:val="25"/>
+        </w:numPr>
+        <w:spacing w:after="0" w:line="276" w:lineRule="auto"/>
+      </w:pPr>
+      <w:r>
+        <w:rPr>
+          <w:b/>
+          <w:bCs/>
+        </w:rPr>
+        <w:t xml:space="preserve">Cloud &amp; </w:t>
+      </w:r>
+      <w:r>
+        <w:rPr>
+          <w:b/>
+          <w:bCs/>
+        </w:rPr>
+        <w:t>Development</w:t>
+      </w:r>
+      <w:r>
+        <w:t>:</w:t>
+      </w:r>
+      <w:r>
+        <w:t xml:space="preserve"> AWS, Docker, Kubernetes, Terraform, </w:t>
+      </w:r>
+      <w:r>
+        <w:t>Git</w:t>
+      </w:r>
+      <w:r>
+        <w:t>, GitHub Actions, GitLab CI/CD</w:t>
+      </w:r>
+      <w:r>
+        <w:t>, Grafana</w:t>
+      </w:r>
+    </w:p>
+    <w:p>
+      <w:pPr>
+        <w:spacing w:after="0"/>
+        <w:rPr>
+          <w:b/>
+          <w:bCs/>
+          <w:sz w:val="14"/>
+          <w:szCs w:val="14"/>
+        </w:rPr>
+      </w:pPr>
+    </w:p>
+    <w:p>
+      <w:pPr>
+        <w:spacing w:after="0"/>
+        <w:rPr>
+          <w:b/>
+          <w:bCs/>
+          <w:sz w:val="24"/>
+          <w:szCs w:val="24"/>
+        </w:rPr>
+      </w:pPr>
+      <w:r>
+        <w:rPr>
+          <w:b/>
+          <w:bCs/>
+          <w:sz w:val="24"/>
+          <w:szCs w:val="24"/>
+        </w:rPr>
+        <w:t>C</w:t>
+      </w:r>
+      <w:r>
+        <w:rPr>
+          <w:b/>
+          <w:bCs/>
+          <w:sz w:val="24"/>
+          <w:szCs w:val="24"/>
+        </w:rPr>
+        <w:t>E</w:t>
+      </w:r>
+      <w:r>
+        <w:rPr>
+          <w:b/>
+          <w:bCs/>
+          <w:sz w:val="24"/>
+          <w:szCs w:val="24"/>
+        </w:rPr>
+        <w:t>RTIFICATIONS</w:t>
+      </w:r>
+    </w:p>
+    <w:p>
+      <w:pPr>
+        <w:pStyle w:val="ListParagraph"/>
+        <w:numPr>
+          <w:ilvl w:val="0"/>
+          <w:numId w:val="25"/>
+        </w:numPr>
+        <w:spacing w:after="0" w:line="276" w:lineRule="auto"/>
+      </w:pPr>
+      <w:r>
+        <w:rPr>
+          <w:b/>
+          <w:bCs/>
+        </w:rPr>
+        <w:t>AWS Certified Solutions Architect</w:t>
+      </w:r>
+      <w:r>
+        <w:t xml:space="preserve"> – AWS</w:t>
+      </w:r>
+      <w:r>
+        <w:t xml:space="preserve">, </w:t>
+      </w:r>
+      <w:proofErr w:type="gramStart"/>
+      <w:r>
+        <w:t>Terraform</w:t>
+      </w:r>
+      <w:proofErr w:type="gramEnd"/>
+      <w:r>
+        <w:t xml:space="preserve"> – LinkedIn</w:t>
+      </w:r>
+      <w:r>
+        <w:t xml:space="preserve">, </w:t>
+      </w:r>
+      <w:r>
+        <w:t>Generative AI – Udemy</w:t>
+      </w:r>
+      <w:r>
+        <w:t xml:space="preserve">, </w:t>
+      </w:r>
+      <w:r>
+        <w:t>MERN Stack – LinkedIn</w:t>
+      </w:r>
+      <w:r>
+        <w:t xml:space="preserve">, </w:t>
+      </w:r>
+      <w:r>
+        <w:t xml:space="preserve">React – </w:t>
+      </w:r>
+      <w:proofErr w:type="spellStart"/>
+      <w:r>
+        <w:t>TestDome</w:t>
+      </w:r>
+      <w:proofErr w:type="spellEnd"/>
+      <w:r>
+        <w:t xml:space="preserve">, </w:t>
+      </w:r>
+      <w:r>
+        <w:t>Project Management – Microsoft</w:t>
+      </w:r>
+    </w:p>
+    <w:p>
+      <w:pPr>
+        <w:pStyle w:val="ListParagraph"/>
+        <w:spacing w:after="0" w:line="276" w:lineRule="auto"/>
+        <w:ind w:left="360"/>
+        <w:rPr>
+          <w:sz w:val="14"/>
+          <w:szCs w:val="14"/>
+        </w:rPr>
+      </w:pPr>
+    </w:p>
+    <w:p>
+      <w:pPr>
+        <w:spacing w:after="0"/>
+        <w:rPr>
+          <w:rFonts w:asciiTheme="minorHAnsi" w:hAnsiTheme="minorHAnsi" w:cstheme="minorHAnsi"/>
+          <w:sz w:val="24"/>
+          <w:szCs w:val="24"/>
+        </w:rPr>
+      </w:pPr>
+      <w:r>
+        <w:rPr>
+          <w:rFonts w:asciiTheme="minorHAnsi" w:hAnsiTheme="minorHAnsi" w:cstheme="minorHAnsi"/>
+          <w:b/>
+          <w:bCs/>
+          <w:sz w:val="24"/>
+          <w:szCs w:val="24"/>
+        </w:rPr>
+        <w:t>Software Engineer | SK Battery America | May 2024 - Present, Stanton, TN</w:t>
+      </w:r>
+    </w:p>
+    <w:p>
+      <w:pPr>
+        <w:pStyle w:val="ListParagraph"/>
+        <w:numPr>
+          <w:ilvl w:val="0"/>
+          <w:numId w:val="27"/>
+        </w:numPr>
+        <w:spacing w:after="0"/>
+      </w:pPr>
+      <w:r>
+        <w:t>Designed and evaluated real</w:t>
+      </w:r>
+      <w:r>
+        <w:t xml:space="preserve"> </w:t>
+      </w:r>
+      <w:r>
+        <w:t>time software systems for battery manufacturing and facility monitoring</w:t>
+      </w:r>
+      <w:r>
+        <w:t xml:space="preserve"> to improve</w:t>
+      </w:r>
+      <w:r>
+        <w:t xml:space="preserve"> operational visibility, system reliability, and data</w:t>
+      </w:r>
+      <w:r>
+        <w:t xml:space="preserve"> </w:t>
+      </w:r>
+      <w:r>
+        <w:t>driven decision support.</w:t>
+      </w:r>
+    </w:p>
+    <w:p>
+      <w:pPr>
+        <w:pStyle w:val="ListParagraph"/>
+        <w:numPr>
+          <w:ilvl w:val="0"/>
+          <w:numId w:val="27"/>
+        </w:numPr>
+        <w:spacing w:after="0"/>
+      </w:pPr>
+      <w:r>
+        <w:t xml:space="preserve">Developed real-time monitoring dashboards using </w:t>
+      </w:r>
+      <w:r>
+        <w:rPr>
+          <w:b/>
+          <w:bCs/>
+        </w:rPr>
+        <w:t>React</w:t>
+      </w:r>
+      <w:r>
+        <w:t xml:space="preserve"> and </w:t>
+      </w:r>
+      <w:proofErr w:type="spellStart"/>
+      <w:r>
+        <w:rPr>
+          <w:b/>
+          <w:bCs/>
+        </w:rPr>
+        <w:t>SignalR</w:t>
+      </w:r>
+      <w:proofErr w:type="spellEnd"/>
+      <w:r>
+        <w:t xml:space="preserve"> to visualize equipment status, production conditions, and operational alerts across manufacturing environments.</w:t>
+      </w:r>
+    </w:p>
+    <w:p>
+      <w:pPr>
+        <w:pStyle w:val="ListParagraph"/>
+        <w:numPr>
+          <w:ilvl w:val="0"/>
+          <w:numId w:val="27"/>
+        </w:numPr>
+        <w:spacing w:after="0"/>
+      </w:pPr>
+      <w:r>
+        <w:t xml:space="preserve">Contributed to the design and implementation of </w:t>
+      </w:r>
+      <w:r>
+        <w:rPr>
+          <w:b/>
+          <w:bCs/>
+        </w:rPr>
+        <w:t>Manufacturing Execution System (MES)</w:t>
+      </w:r>
+      <w:r>
+        <w:t xml:space="preserve"> for tracking production workflows, equipment status, and quality parameters</w:t>
+      </w:r>
+      <w:r>
+        <w:t>.</w:t>
+      </w:r>
+    </w:p>
+    <w:p>
+      <w:pPr>
+        <w:pStyle w:val="ListParagraph"/>
+        <w:numPr>
+          <w:ilvl w:val="0"/>
+          <w:numId w:val="27"/>
+        </w:numPr>
+        <w:spacing w:after="0"/>
+      </w:pPr>
+      <w:r>
+        <w:t xml:space="preserve">Led development and performance </w:t>
+      </w:r>
+      <w:r>
+        <w:t>optimization</w:t>
+      </w:r>
+      <w:r>
+        <w:t xml:space="preserve"> for </w:t>
+      </w:r>
+      <w:r>
+        <w:rPr>
+          <w:b/>
+          <w:bCs/>
+        </w:rPr>
+        <w:t>Facility Monitoring System (FMS)</w:t>
+      </w:r>
+      <w:r>
+        <w:t xml:space="preserve"> applications using </w:t>
+      </w:r>
+      <w:r>
+        <w:rPr>
+          <w:b/>
+          <w:bCs/>
+        </w:rPr>
+        <w:t>Spring</w:t>
+      </w:r>
+      <w:r>
+        <w:t xml:space="preserve"> </w:t>
+      </w:r>
+      <w:r>
+        <w:rPr>
+          <w:b/>
+          <w:bCs/>
+        </w:rPr>
+        <w:t>Boot</w:t>
+      </w:r>
+      <w:r>
+        <w:t xml:space="preserve">, </w:t>
+      </w:r>
+      <w:r>
+        <w:rPr>
+          <w:b/>
+          <w:bCs/>
+        </w:rPr>
+        <w:t>ASP.NET MVC</w:t>
+      </w:r>
+      <w:r>
+        <w:t xml:space="preserve">, and </w:t>
+      </w:r>
+      <w:r>
+        <w:rPr>
+          <w:b/>
+          <w:bCs/>
+        </w:rPr>
+        <w:t>Oracle</w:t>
+      </w:r>
+      <w:r>
+        <w:t>, supporting highly available production systems with 99.9% uptime.</w:t>
+      </w:r>
+    </w:p>
+    <w:p>
+      <w:pPr>
+        <w:pStyle w:val="ListParagraph"/>
+        <w:numPr>
+          <w:ilvl w:val="0"/>
+          <w:numId w:val="27"/>
+        </w:numPr>
+        <w:spacing w:after="0"/>
+      </w:pPr>
+      <w:r>
+        <w:t>Analyzed equipment logs and downtime patterns to identify recurring failure conditions and operational bottlenecks, contributing to a 15–20% reduction in unplanned production stoppages.</w:t>
+      </w:r>
+    </w:p>
+    <w:p>
+      <w:pPr>
+        <w:pStyle w:val="ListParagraph"/>
+        <w:numPr>
+          <w:ilvl w:val="0"/>
+          <w:numId w:val="27"/>
+        </w:numPr>
+        <w:spacing w:after="0"/>
+      </w:pPr>
+      <w:r>
+        <w:t>Investigated backend performance and data</w:t>
+      </w:r>
+      <w:r>
+        <w:t xml:space="preserve"> </w:t>
+      </w:r>
+      <w:r>
+        <w:t xml:space="preserve">processing bottlenecks by optimizing </w:t>
+      </w:r>
+      <w:r>
+        <w:rPr>
+          <w:b/>
+          <w:bCs/>
+        </w:rPr>
+        <w:t>PL/SQL</w:t>
+      </w:r>
+      <w:r>
+        <w:t xml:space="preserve"> stored procedures and </w:t>
+      </w:r>
+      <w:r>
+        <w:rPr>
+          <w:b/>
+          <w:bCs/>
+        </w:rPr>
+        <w:t>Oracle</w:t>
+      </w:r>
+      <w:r>
+        <w:t xml:space="preserve"> queries, improving reporting efficiency and application responsiveness.</w:t>
+      </w:r>
+    </w:p>
+    <w:p>
+      <w:pPr>
+        <w:pStyle w:val="ListParagraph"/>
+        <w:numPr>
+          <w:ilvl w:val="0"/>
+          <w:numId w:val="27"/>
+        </w:numPr>
+        <w:spacing w:after="0"/>
+      </w:pPr>
+      <w:r>
+        <w:t>Developed monitoring and administrative tools for device management, logging, fault analysis, and production support, enabling faster diagnosis of equipment and application issues.</w:t>
+      </w:r>
+    </w:p>
+    <w:p>
+      <w:pPr>
+        <w:pStyle w:val="ListParagraph"/>
+        <w:numPr>
+          <w:ilvl w:val="0"/>
+          <w:numId w:val="27"/>
+        </w:numPr>
+        <w:spacing w:after="0"/>
+      </w:pPr>
+      <w:r>
+        <w:t>Collaborated with engineering and manufacturing teams to translate operational problems into measurable system improvements and validated solutions in production environments.</w:t>
+      </w:r>
+    </w:p>
+    <w:p>
+      <w:pPr>
+        <w:spacing w:after="0"/>
+        <w:rPr>
+          <w:b/>
+          <w:bCs/>
+          <w:sz w:val="14"/>
+          <w:szCs w:val="14"/>
+        </w:rPr>
+      </w:pPr>
+    </w:p>
+    <w:p>
+      <w:pPr>
+        <w:spacing w:after="0"/>
+        <w:rPr>
+          <w:sz w:val="24"/>
+          <w:szCs w:val="24"/>
+          <w:highlight w:val="yellow"/>
+        </w:rPr>
+      </w:pPr>
+      <w:r>
+        <w:rPr>
+          <w:b/>
+          <w:bCs/>
+          <w:sz w:val="24"/>
+          <w:szCs w:val="24"/>
+        </w:rPr>
+        <w:t>R&amp;D Software Engineer | Foxconn Industrial Internet | July 2020 - May 2024, Mount Pleasant, WI</w:t>
+      </w:r>
+    </w:p>
+    <w:p>
+      <w:pPr>
+        <w:pStyle w:val="ListParagraph"/>
+        <w:numPr>
+          <w:ilvl w:val="0"/>
+          <w:numId w:val="27"/>
+        </w:numPr>
+        <w:spacing w:after="0"/>
+      </w:pPr>
+      <w:r>
+        <w:t>Worked on R&amp;D projects involving s</w:t>
+      </w:r>
+      <w:r>
+        <w:t xml:space="preserve">mart manufacturing, facility monitoring, IoT, </w:t>
+      </w:r>
+      <w:r>
+        <w:t>video streaming, temperature recognition,</w:t>
+      </w:r>
+      <w:r>
+        <w:t xml:space="preserve"> and</w:t>
+      </w:r>
+      <w:r>
+        <w:t xml:space="preserve"> </w:t>
+      </w:r>
+      <w:r>
+        <w:t>EV charging management</w:t>
+      </w:r>
+      <w:r>
+        <w:t xml:space="preserve"> systems</w:t>
+      </w:r>
+      <w:r>
+        <w:t>.</w:t>
+      </w:r>
+    </w:p>
+    <w:p>
+      <w:pPr>
+        <w:pStyle w:val="ListParagraph"/>
+        <w:numPr>
+          <w:ilvl w:val="0"/>
+          <w:numId w:val="27"/>
+        </w:numPr>
+        <w:spacing w:after="0"/>
+      </w:pPr>
+      <w:r>
+        <w:t>Worked on real time video streaming and temperature recognition system during COVID 19 to support automated screening and facility monitoring.</w:t>
+      </w:r>
+    </w:p>
+    <w:p>
+      <w:pPr>
+        <w:pStyle w:val="ListParagraph"/>
+        <w:numPr>
+          <w:ilvl w:val="0"/>
+          <w:numId w:val="27"/>
+        </w:numPr>
+        <w:spacing w:after="0"/>
+      </w:pPr>
+      <w:r>
+        <w:t xml:space="preserve">Developed interactive dashboards and data visualization interfaces using </w:t>
+      </w:r>
+      <w:r>
+        <w:rPr>
+          <w:b/>
+          <w:bCs/>
+        </w:rPr>
+        <w:t>React</w:t>
+      </w:r>
+      <w:r>
+        <w:t xml:space="preserve">, </w:t>
+      </w:r>
+      <w:r>
+        <w:rPr>
+          <w:b/>
+          <w:bCs/>
+        </w:rPr>
+        <w:t>Vue</w:t>
+      </w:r>
+      <w:r>
+        <w:t xml:space="preserve">, </w:t>
+      </w:r>
+      <w:r>
+        <w:rPr>
+          <w:b/>
+          <w:bCs/>
+        </w:rPr>
+        <w:t>Chart.js</w:t>
+      </w:r>
+      <w:r>
+        <w:t xml:space="preserve">, and </w:t>
+      </w:r>
+      <w:proofErr w:type="spellStart"/>
+      <w:r>
+        <w:rPr>
+          <w:b/>
+          <w:bCs/>
+        </w:rPr>
+        <w:t>ECharts</w:t>
+      </w:r>
+      <w:proofErr w:type="spellEnd"/>
+      <w:r>
+        <w:t xml:space="preserve"> to </w:t>
+      </w:r>
+      <w:r>
+        <w:t>display</w:t>
+      </w:r>
+      <w:r>
+        <w:t xml:space="preserve"> real-time and historical manufacturing data.</w:t>
+      </w:r>
+    </w:p>
+    <w:p>
+      <w:pPr>
+        <w:pStyle w:val="ListParagraph"/>
+        <w:numPr>
+          <w:ilvl w:val="0"/>
+          <w:numId w:val="27"/>
+        </w:numPr>
+        <w:spacing w:after="0"/>
+      </w:pPr>
+      <w:r>
+        <w:t>Improved</w:t>
+      </w:r>
+      <w:r>
+        <w:t xml:space="preserve"> frontend performance bottlenecks and applied techniques such as </w:t>
+      </w:r>
+      <w:r>
+        <w:rPr>
+          <w:b/>
+          <w:bCs/>
+        </w:rPr>
+        <w:t>lazy loading</w:t>
+      </w:r>
+      <w:r>
+        <w:t xml:space="preserve">, </w:t>
+      </w:r>
+      <w:r>
+        <w:rPr>
+          <w:b/>
+          <w:bCs/>
+        </w:rPr>
+        <w:t>code splitting</w:t>
+      </w:r>
+      <w:r>
+        <w:t xml:space="preserve">, </w:t>
+      </w:r>
+      <w:proofErr w:type="spellStart"/>
+      <w:r>
+        <w:rPr>
+          <w:b/>
+          <w:bCs/>
+        </w:rPr>
+        <w:t>memoization</w:t>
+      </w:r>
+      <w:proofErr w:type="spellEnd"/>
+      <w:r>
+        <w:t>, and optimized state management, reducing page load times</w:t>
+      </w:r>
+      <w:r>
+        <w:t>.</w:t>
+      </w:r>
+    </w:p>
+    <w:p>
+      <w:pPr>
+        <w:pStyle w:val="ListParagraph"/>
+        <w:numPr>
+          <w:ilvl w:val="0"/>
+          <w:numId w:val="27"/>
+        </w:numPr>
+        <w:spacing w:after="0"/>
+      </w:pPr>
+      <w:r>
+        <w:t>Designed and analyzed microservice</w:t>
+      </w:r>
+      <w:r>
+        <w:t xml:space="preserve"> </w:t>
+      </w:r>
+      <w:r>
+        <w:t xml:space="preserve">based architectures using </w:t>
+      </w:r>
+      <w:r>
+        <w:rPr>
+          <w:b/>
+          <w:bCs/>
+        </w:rPr>
+        <w:t>Spring Boot</w:t>
+      </w:r>
+      <w:r>
+        <w:t xml:space="preserve"> and </w:t>
+      </w:r>
+      <w:r>
+        <w:rPr>
+          <w:b/>
+          <w:bCs/>
+        </w:rPr>
+        <w:t>.NET Core</w:t>
+      </w:r>
+      <w:r>
+        <w:t>, evaluating scalability, reliability, maintainability, and deployment performance across distributed systems.</w:t>
+      </w:r>
+    </w:p>
+    <w:p>
+      <w:pPr>
+        <w:pStyle w:val="ListParagraph"/>
+        <w:numPr>
+          <w:ilvl w:val="0"/>
+          <w:numId w:val="27"/>
+        </w:numPr>
+        <w:spacing w:after="0"/>
+      </w:pPr>
+      <w:r>
+        <w:t xml:space="preserve">Built event-driven data pipelines using </w:t>
+      </w:r>
+      <w:r>
+        <w:rPr>
+          <w:b/>
+          <w:bCs/>
+        </w:rPr>
+        <w:t>Kafka</w:t>
+      </w:r>
+      <w:r>
+        <w:t xml:space="preserve"> to support asynchronous communication and real-time processing across manufacturing applications.</w:t>
+      </w:r>
+    </w:p>
+    <w:p>
+      <w:pPr>
+        <w:pStyle w:val="ListParagraph"/>
+        <w:numPr>
+          <w:ilvl w:val="0"/>
+          <w:numId w:val="27"/>
+        </w:numPr>
+        <w:spacing w:after="0"/>
+      </w:pPr>
+      <w:r>
+        <w:t xml:space="preserve">Developed and optimized data-access layers using </w:t>
+      </w:r>
+      <w:r>
+        <w:rPr>
+          <w:b/>
+          <w:bCs/>
+        </w:rPr>
+        <w:t>Hibernate</w:t>
+      </w:r>
+      <w:r>
+        <w:t xml:space="preserve">, </w:t>
+      </w:r>
+      <w:r>
+        <w:rPr>
+          <w:b/>
+          <w:bCs/>
+        </w:rPr>
+        <w:t>Spring Data JPA</w:t>
+      </w:r>
+      <w:r>
+        <w:t xml:space="preserve">, </w:t>
+      </w:r>
+      <w:r>
+        <w:rPr>
+          <w:b/>
+          <w:bCs/>
+        </w:rPr>
+        <w:t>Oracle</w:t>
+      </w:r>
+      <w:r>
+        <w:t xml:space="preserve">, </w:t>
+      </w:r>
+      <w:r>
+        <w:t xml:space="preserve">and </w:t>
+      </w:r>
+      <w:r>
+        <w:rPr>
+          <w:b/>
+          <w:bCs/>
+        </w:rPr>
+        <w:t>MySQL</w:t>
+      </w:r>
+      <w:r>
+        <w:t>, with emphasis on query performance, data consistency, and system scalability.</w:t>
+      </w:r>
+    </w:p>
+    <w:p>
+      <w:pPr>
+        <w:pStyle w:val="ListParagraph"/>
+        <w:numPr>
+          <w:ilvl w:val="0"/>
+          <w:numId w:val="27"/>
+        </w:numPr>
+        <w:spacing w:after="0"/>
+      </w:pPr>
+      <w:r>
+        <w:t>Conducted performance analysis and system monitoring using application logs, operational metrics, and infrastructure data to identify bottlenecks, recurring failures, and opportunities for system improvement.</w:t>
+      </w:r>
+    </w:p>
+    <w:p>
+      <w:pPr>
+        <w:pStyle w:val="ListParagraph"/>
+        <w:numPr>
+          <w:ilvl w:val="0"/>
+          <w:numId w:val="27"/>
+        </w:numPr>
+        <w:spacing w:after="0"/>
+      </w:pPr>
+      <w:r>
+        <w:t xml:space="preserve">Contributed to cloud migration and architecture evaluation using </w:t>
+      </w:r>
+      <w:r>
+        <w:rPr>
+          <w:b/>
+          <w:bCs/>
+        </w:rPr>
+        <w:t>AWS</w:t>
+      </w:r>
+      <w:r>
+        <w:t xml:space="preserve"> services</w:t>
+      </w:r>
+      <w:r>
+        <w:t xml:space="preserve"> such as </w:t>
+      </w:r>
+      <w:r>
+        <w:rPr>
+          <w:b/>
+          <w:bCs/>
+        </w:rPr>
+        <w:t>EC2</w:t>
+      </w:r>
+      <w:r>
+        <w:t xml:space="preserve">, </w:t>
+      </w:r>
+      <w:r>
+        <w:rPr>
+          <w:b/>
+          <w:bCs/>
+        </w:rPr>
+        <w:t>RDS</w:t>
+      </w:r>
+      <w:r>
+        <w:t xml:space="preserve">, </w:t>
+      </w:r>
+      <w:r>
+        <w:rPr>
+          <w:b/>
+          <w:bCs/>
+        </w:rPr>
+        <w:t>S3</w:t>
+      </w:r>
+      <w:r>
+        <w:t xml:space="preserve"> etc.</w:t>
+      </w:r>
+    </w:p>
+    <w:p>
+      <w:pPr>
+        <w:pStyle w:val="ListParagraph"/>
+        <w:numPr>
+          <w:ilvl w:val="0"/>
+          <w:numId w:val="27"/>
+        </w:numPr>
+        <w:spacing w:after="0"/>
+      </w:pPr>
+      <w:r>
+        <w:t>Developed reusable internal software libraries and shared components, reducing duplicated development effort and improving consistency across projects.</w:t>
+      </w:r>
+    </w:p>
+    <w:p>
+      <w:pPr>
+        <w:pStyle w:val="ListParagraph"/>
+        <w:numPr>
+          <w:ilvl w:val="0"/>
+          <w:numId w:val="27"/>
+        </w:numPr>
+        <w:spacing w:after="0"/>
+      </w:pPr>
+      <w:r>
+        <w:t xml:space="preserve">Implemented automated testing and </w:t>
+      </w:r>
+      <w:r>
+        <w:rPr>
+          <w:b/>
+          <w:bCs/>
+        </w:rPr>
+        <w:t>CI/CD</w:t>
+      </w:r>
+      <w:r>
+        <w:t xml:space="preserve"> pipelines using </w:t>
+      </w:r>
+      <w:r>
+        <w:rPr>
+          <w:b/>
+          <w:bCs/>
+        </w:rPr>
+        <w:t>JUnit</w:t>
+      </w:r>
+      <w:r>
+        <w:t xml:space="preserve">, </w:t>
+      </w:r>
+      <w:r>
+        <w:rPr>
+          <w:b/>
+          <w:bCs/>
+        </w:rPr>
+        <w:t>Mockito</w:t>
+      </w:r>
+      <w:r>
+        <w:t xml:space="preserve">, </w:t>
+      </w:r>
+      <w:r>
+        <w:rPr>
+          <w:b/>
+          <w:bCs/>
+        </w:rPr>
+        <w:t>Jest</w:t>
+      </w:r>
+      <w:r>
+        <w:t xml:space="preserve">, and </w:t>
+      </w:r>
+      <w:r>
+        <w:rPr>
+          <w:b/>
+          <w:bCs/>
+        </w:rPr>
+        <w:t>GitLab</w:t>
+      </w:r>
+      <w:r>
+        <w:t xml:space="preserve"> </w:t>
+      </w:r>
+      <w:r>
+        <w:rPr>
+          <w:b/>
+          <w:bCs/>
+        </w:rPr>
+        <w:t>CI</w:t>
+      </w:r>
+      <w:r>
+        <w:t xml:space="preserve"> to support reproducible testing, validation, and reliable software delivery.</w:t>
+      </w:r>
+    </w:p>
+    <w:p>
+      <w:pPr>
+        <w:pStyle w:val="ListParagraph"/>
+        <w:numPr>
+          <w:ilvl w:val="0"/>
+          <w:numId w:val="27"/>
+        </w:numPr>
+        <w:spacing w:after="0"/>
+      </w:pPr>
+      <w:r>
+        <w:t xml:space="preserve">Analyzed user interaction and engagement data using </w:t>
+      </w:r>
+      <w:r>
+        <w:rPr>
+          <w:b/>
+          <w:bCs/>
+        </w:rPr>
+        <w:t>Google Analytics</w:t>
+      </w:r>
+      <w:r>
+        <w:t xml:space="preserve"> to understand application usage patterns and inform interface and feature improvements.</w:t>
+      </w:r>
+    </w:p>
+    <w:p>
+      <w:pPr>
+        <w:spacing w:after="0"/>
+        <w:rPr>
+          <w:b/>
+          <w:bCs/>
+          <w:sz w:val="14"/>
+          <w:szCs w:val="14"/>
+        </w:rPr>
+      </w:pPr>
+    </w:p>
+    <w:p>
+      <w:pPr>
+        <w:spacing w:after="0"/>
+        <w:rPr>
+          <w:sz w:val="24"/>
+          <w:szCs w:val="24"/>
+          <w:highlight w:val="yellow"/>
+        </w:rPr>
+      </w:pPr>
+      <w:r>
+        <w:rPr>
+          <w:b/>
+          <w:bCs/>
+          <w:sz w:val="24"/>
+          <w:szCs w:val="24"/>
+        </w:rPr>
+        <w:t xml:space="preserve">Supplemental Instruction Leader | </w:t>
+      </w:r>
+      <w:r>
+        <w:rPr>
+          <w:b/>
+          <w:bCs/>
+          <w:sz w:val="24"/>
+          <w:szCs w:val="24"/>
+        </w:rPr>
+        <w:t>University of Mississippi</w:t>
+      </w:r>
+      <w:r>
+        <w:rPr>
+          <w:b/>
+          <w:bCs/>
+          <w:sz w:val="24"/>
+          <w:szCs w:val="24"/>
+        </w:rPr>
+        <w:t xml:space="preserve"> | </w:t>
+      </w:r>
+      <w:r>
+        <w:rPr>
+          <w:b/>
+          <w:bCs/>
+          <w:sz w:val="24"/>
+          <w:szCs w:val="24"/>
+        </w:rPr>
+        <w:t>Jan</w:t>
+      </w:r>
+      <w:r>
+        <w:rPr>
+          <w:b/>
+          <w:bCs/>
+          <w:sz w:val="24"/>
+          <w:szCs w:val="24"/>
+        </w:rPr>
+        <w:t xml:space="preserve"> 20</w:t>
+      </w:r>
+      <w:r>
+        <w:rPr>
+          <w:b/>
+          <w:bCs/>
+          <w:sz w:val="24"/>
+          <w:szCs w:val="24"/>
+        </w:rPr>
+        <w:t>19</w:t>
+      </w:r>
+      <w:r>
+        <w:rPr>
+          <w:b/>
+          <w:bCs/>
+          <w:sz w:val="24"/>
+          <w:szCs w:val="24"/>
+        </w:rPr>
+        <w:t xml:space="preserve"> - May 202</w:t>
+      </w:r>
+      <w:r>
+        <w:rPr>
+          <w:b/>
+          <w:bCs/>
+          <w:sz w:val="24"/>
+          <w:szCs w:val="24"/>
+        </w:rPr>
+        <w:t>0</w:t>
+      </w:r>
+      <w:r>
+        <w:rPr>
+          <w:b/>
+          <w:bCs/>
+          <w:sz w:val="24"/>
+          <w:szCs w:val="24"/>
+        </w:rPr>
+        <w:t>, Oxford, MS</w:t>
+      </w:r>
+    </w:p>
+    <w:p>
+      <w:pPr>
+        <w:pStyle w:val="ListParagraph"/>
+        <w:numPr>
+          <w:ilvl w:val="0"/>
+          <w:numId w:val="34"/>
+        </w:numPr>
+        <w:spacing w:after="0"/>
+      </w:pPr>
+      <w:r>
+        <w:t xml:space="preserve">Led supplemental instruction sessions for advanced mathematics courses, reinforcing complex concepts through collaborative </w:t>
+      </w:r>
+      <w:proofErr w:type="gramStart"/>
+      <w:r>
+        <w:t>problem solving</w:t>
+      </w:r>
+      <w:proofErr w:type="gramEnd"/>
+      <w:r>
+        <w:t xml:space="preserve"> process.</w:t>
+      </w:r>
+    </w:p>
+    <w:p>
+      <w:pPr>
+        <w:pStyle w:val="ListParagraph"/>
+        <w:numPr>
+          <w:ilvl w:val="0"/>
+          <w:numId w:val="34"/>
+        </w:numPr>
+        <w:spacing w:after="0"/>
+      </w:pPr>
+      <w:r>
+        <w:t>Developed practice problems and guided students through mathematical reasoning, problem solving strategies, and exam preparation.</w:t>
+      </w:r>
+    </w:p>
+    <w:p>
+      <w:pPr>
+        <w:spacing w:after="0"/>
+        <w:rPr>
+          <w:b/>
+          <w:bCs/>
+          <w:sz w:val="14"/>
+          <w:szCs w:val="14"/>
+        </w:rPr>
+      </w:pPr>
+    </w:p>
+    <w:p>
+      <w:pPr>
+        <w:spacing w:after="0"/>
+        <w:rPr>
+          <w:b/>
+          <w:bCs/>
+          <w:sz w:val="24"/>
+          <w:szCs w:val="24"/>
+        </w:rPr>
+      </w:pPr>
+      <w:r>
+        <w:rPr>
+          <w:b/>
+          <w:bCs/>
+          <w:sz w:val="24"/>
+          <w:szCs w:val="24"/>
+        </w:rPr>
+        <w:t>Mathematics Tutor</w:t>
+      </w:r>
+      <w:r>
+        <w:rPr>
+          <w:b/>
+          <w:bCs/>
+          <w:sz w:val="24"/>
+          <w:szCs w:val="24"/>
+        </w:rPr>
+        <w:t xml:space="preserve"> | University of Mississippi | J</w:t>
+      </w:r>
+      <w:r>
+        <w:rPr>
+          <w:b/>
+          <w:bCs/>
+          <w:sz w:val="24"/>
+          <w:szCs w:val="24"/>
+        </w:rPr>
+        <w:t xml:space="preserve">an </w:t>
+      </w:r>
+      <w:r>
+        <w:rPr>
+          <w:b/>
+          <w:bCs/>
+          <w:sz w:val="24"/>
+          <w:szCs w:val="24"/>
+        </w:rPr>
+        <w:t>20</w:t>
+      </w:r>
+      <w:r>
+        <w:rPr>
+          <w:b/>
+          <w:bCs/>
+          <w:sz w:val="24"/>
+          <w:szCs w:val="24"/>
+        </w:rPr>
+        <w:t>18</w:t>
+      </w:r>
+      <w:r>
+        <w:rPr>
+          <w:b/>
+          <w:bCs/>
+          <w:sz w:val="24"/>
+          <w:szCs w:val="24"/>
+        </w:rPr>
+        <w:t xml:space="preserve"> - May 202</w:t>
+      </w:r>
+      <w:r>
+        <w:rPr>
+          <w:b/>
+          <w:bCs/>
+          <w:sz w:val="24"/>
+          <w:szCs w:val="24"/>
+        </w:rPr>
+        <w:t>0</w:t>
+      </w:r>
+      <w:r>
+        <w:rPr>
+          <w:b/>
+          <w:bCs/>
+          <w:sz w:val="24"/>
+          <w:szCs w:val="24"/>
+        </w:rPr>
+        <w:t>, Oxford, MS</w:t>
+      </w:r>
+    </w:p>
+    <w:p>
+      <w:pPr>
+        <w:pStyle w:val="ListParagraph"/>
+        <w:numPr>
+          <w:ilvl w:val="0"/>
+          <w:numId w:val="34"/>
+        </w:numPr>
+        <w:spacing w:after="0"/>
+      </w:pPr>
+      <w:r>
+        <w:t xml:space="preserve">Provided individual and small group tutoring in mathematics, helping students strengthen understanding of concepts and </w:t>
+      </w:r>
+      <w:proofErr w:type="gramStart"/>
+      <w:r>
+        <w:t>problem solving</w:t>
+      </w:r>
+      <w:proofErr w:type="gramEnd"/>
+      <w:r>
+        <w:t xml:space="preserve"> skills.</w:t>
+      </w:r>
+    </w:p>
+    <w:p>
+      <w:pPr>
+        <w:pStyle w:val="ListParagraph"/>
+        <w:numPr>
+          <w:ilvl w:val="0"/>
+          <w:numId w:val="34"/>
+        </w:numPr>
+        <w:spacing w:after="0"/>
+      </w:pPr>
+      <w:r>
+        <w:t>Explained challenging mathematical concepts using step by step approaches tailored to students individual learning needs.</w:t>
       </w:r>
     </w:p>
     <w:sectPr>
@@ -2982,7 +2873,7 @@
 </file>
 
 <file path=word/numbering.xml><?xml version="1.0" encoding="utf-8"?>
-<w:numbering xmlns:wpc="http://schemas.microsoft.com/office/word/2010/wordprocessingCanvas" xmlns:cx="http://schemas.microsoft.com/office/drawing/2014/chartex" xmlns:cx1="http://schemas.microsoft.com/office/drawing/2015/9/8/chartex" xmlns:cx2="http://schemas.microsoft.com/office/drawing/2015/10/21/chartex" xmlns:cx3="http://schemas.microsoft.com/office/drawing/2016/5/9/chartex" xmlns:cx4="http://schemas.microsoft.com/office/drawing/2016/5/10/chartex" xmlns:cx5="http://schemas.microsoft.com/office/drawing/2016/5/11/chartex" xmlns:cx6="http://schemas.microsoft.com/office/drawing/2016/5/12/chartex" xmlns:cx7="http://schemas.microsoft.com/office/drawing/2016/5/13/chartex" xmlns:cx8="http://schemas.microsoft.com/office/drawing/2016/5/14/chartex" xmlns:mc="http://schemas.openxmlformats.org/markup-compatibility/2006" xmlns:aink="http://schemas.microsoft.com/office/drawing/2016/ink" xmlns:am3d="http://schemas.microsoft.com/office/drawing/2017/model3d" xmlns:o="urn:schemas-microsoft-com:office:office" xmlns:oel="http://schemas.microsoft.com/office/2019/extlst" xmlns:r="http://schemas.openxmlformats.org/officeDocument/2006/relationships" xmlns:m="http://schemas.openxmlformats.org/officeDocument/2006/math" xmlns:v="urn:schemas-microsoft-com:vml" xmlns:wp14="http://schemas.microsoft.com/office/word/2010/wordprocessingDrawing" xmlns:wp="http://schemas.openxmlformats.org/drawingml/2006/wordprocessingDrawing" xmlns:w10="urn:schemas-microsoft-com:office:word" xmlns:w="http://schemas.openxmlformats.org/wordprocessingml/2006/main" xmlns:w14="http://schemas.microsoft.com/office/word/2010/wordml" xmlns:w15="http://schemas.microsoft.com/office/word/2012/wordml" xmlns:w16cex="http://schemas.microsoft.com/office/word/2018/wordml/cex" xmlns:w16cid="http://schemas.microsoft.com/office/word/2016/wordml/cid" xmlns:w16="http://schemas.microsoft.com/office/word/2018/wordml" xmlns:w16du="http://schemas.microsoft.com/office/word/2023/wordml/word16du" xmlns:w16sdtdh="http://schemas.microsoft.com/office/word/2020/wordml/sdtdatahash" xmlns:w16sdtfl="http://schemas.microsoft.com/office/word/2024/wordml/sdtformatlock" xmlns:w16se="http://schemas.microsoft.com/office/word/2015/wordml/symex" xmlns:wpg="http://schemas.microsoft.com/office/word/2010/wordprocessingGroup" xmlns:wpi="http://schemas.microsoft.com/office/word/2010/wordprocessingInk" xmlns:wne="http://schemas.microsoft.com/office/word/2006/wordml" xmlns:wps="http://schemas.microsoft.com/office/word/2010/wordprocessingShape" mc:Ignorable="w14 w15 w16se w16cid w16 w16cex w16sdtdh w16sdtfl w16du wp14">
+<w:numbering xmlns:wpc="http://schemas.microsoft.com/office/word/2010/wordprocessingCanvas" xmlns:cx="http://schemas.microsoft.com/office/drawing/2014/chartex" xmlns:cx1="http://schemas.microsoft.com/office/drawing/2015/9/8/chartex" xmlns:cx2="http://schemas.microsoft.com/office/drawing/2015/10/21/chartex" xmlns:cx3="http://schemas.microsoft.com/office/drawing/2016/5/9/chartex" xmlns:cx4="http://schemas.microsoft.com/office/drawing/2016/5/10/chartex" xmlns:cx5="http://schemas.microsoft.com/office/drawing/2016/5/11/chartex" xmlns:cx6="http://schemas.microsoft.com/office/drawing/2016/5/12/chartex" xmlns:cx7="http://schemas.microsoft.com/office/drawing/2016/5/13/chartex" xmlns:cx8="http://schemas.microsoft.com/office/drawing/2016/5/14/chartex" xmlns:mc="http://schemas.openxmlformats.org/markup-compatibility/2006" xmlns:m="http://schemas.openxmlformats.org/officeDocument/2006/math" xmlns:aink="http://schemas.microsoft.com/office/drawing/2016/ink" xmlns:am3d="http://schemas.microsoft.com/office/drawing/2017/model3d" xmlns:oel="http://schemas.microsoft.com/office/2019/extlst" xmlns:r="http://schemas.openxmlformats.org/officeDocument/2006/relationships" xmlns:wp14="http://schemas.microsoft.com/office/word/2010/wordprocessingDrawing" xmlns:wp="http://schemas.openxmlformats.org/drawingml/2006/wordprocessingDrawing" xmlns:wpg="http://schemas.microsoft.com/office/word/2010/wordprocessingGroup" xmlns:wpi="http://schemas.microsoft.com/office/word/2010/wordprocessingInk" xmlns:wps="http://schemas.microsoft.com/office/word/2010/wordprocessingShape" xmlns:o="urn:schemas-microsoft-com:office:office" xmlns:v="urn:schemas-microsoft-com:vml" xmlns:w10="urn:schemas-microsoft-com:office:word" xmlns:w="http://schemas.openxmlformats.org/wordprocessingml/2006/main" xmlns:w14="http://schemas.microsoft.com/office/word/2010/wordml" xmlns:w15="http://schemas.microsoft.com/office/word/2012/wordml" xmlns:w16cex="http://schemas.microsoft.com/office/word/2018/wordml/cex" xmlns:w16cid="http://schemas.microsoft.com/office/word/2016/wordml/cid" xmlns:w16="http://schemas.microsoft.com/office/word/2018/wordml" xmlns:w16sdtdh="http://schemas.microsoft.com/office/word/2020/wordml/sdtdatahash" xmlns:w16sdtfl="http://schemas.microsoft.com/office/word/2024/wordml/sdtformatlock" xmlns:w16se="http://schemas.microsoft.com/office/word/2015/wordml/symex" xmlns:w16du="http://schemas.microsoft.com/office/word/2023/wordml/word16du" xmlns:wne="http://schemas.microsoft.com/office/word/2006/wordml" mc:Ignorable="w14 w15 w16se w16cid w16 w16cex w16sdtdh w16sdtfl w16du wp14">
   <w:abstractNum w:abstractNumId="0" w15:restartNumberingAfterBreak="0">
     <w:nsid w:val="00834DC3"/>
     <w:multiLevelType w:val="hybridMultilevel"/>
@@ -5195,6 +5086,155 @@
     </w:lvl>
   </w:abstractNum>
   <w:abstractNum w:abstractNumId="17" w15:restartNumberingAfterBreak="0">
+    <w:nsid w:val="3C2F22FB"/>
+    <w:multiLevelType w:val="multilevel"/>
+    <w:tmpl w:val="4816C032"/>
+    <w:lvl w:ilvl="0">
+      <w:start w:val="1"/>
+      <w:numFmt w:val="bullet"/>
+      <w:lvlText w:val=""/>
+      <w:lvlJc w:val="left"/>
+      <w:pPr>
+        <w:tabs>
+          <w:tab w:val="num" w:pos="720"/>
+        </w:tabs>
+        <w:ind w:left="720" w:hanging="360"/>
+      </w:pPr>
+      <w:rPr>
+        <w:rFonts w:ascii="Symbol" w:hAnsi="Symbol" w:hint="default"/>
+        <w:sz w:val="20"/>
+      </w:rPr>
+    </w:lvl>
+    <w:lvl w:ilvl="1" w:tentative="1">
+      <w:start w:val="1"/>
+      <w:numFmt w:val="bullet"/>
+      <w:lvlText w:val="o"/>
+      <w:lvlJc w:val="left"/>
+      <w:pPr>
+        <w:tabs>
+          <w:tab w:val="num" w:pos="1440"/>
+        </w:tabs>
+        <w:ind w:left="1440" w:hanging="360"/>
+      </w:pPr>
+      <w:rPr>
+        <w:rFonts w:ascii="Courier New" w:hAnsi="Courier New" w:hint="default"/>
+        <w:sz w:val="20"/>
+      </w:rPr>
+    </w:lvl>
+    <w:lvl w:ilvl="2" w:tentative="1">
+      <w:start w:val="1"/>
+      <w:numFmt w:val="bullet"/>
+      <w:lvlText w:val=""/>
+      <w:lvlJc w:val="left"/>
+      <w:pPr>
+        <w:tabs>
+          <w:tab w:val="num" w:pos="2160"/>
+        </w:tabs>
+        <w:ind w:left="2160" w:hanging="360"/>
+      </w:pPr>
+      <w:rPr>
+        <w:rFonts w:ascii="Wingdings" w:hAnsi="Wingdings" w:hint="default"/>
+        <w:sz w:val="20"/>
+      </w:rPr>
+    </w:lvl>
+    <w:lvl w:ilvl="3" w:tentative="1">
+      <w:start w:val="1"/>
+      <w:numFmt w:val="bullet"/>
+      <w:lvlText w:val=""/>
+      <w:lvlJc w:val="left"/>
+      <w:pPr>
+        <w:tabs>
+          <w:tab w:val="num" w:pos="2880"/>
+        </w:tabs>
+        <w:ind w:left="2880" w:hanging="360"/>
+      </w:pPr>
+      <w:rPr>
+        <w:rFonts w:ascii="Wingdings" w:hAnsi="Wingdings" w:hint="default"/>
+        <w:sz w:val="20"/>
+      </w:rPr>
+    </w:lvl>
+    <w:lvl w:ilvl="4" w:tentative="1">
+      <w:start w:val="1"/>
+      <w:numFmt w:val="bullet"/>
+      <w:lvlText w:val=""/>
+      <w:lvlJc w:val="left"/>
+      <w:pPr>
+        <w:tabs>
+          <w:tab w:val="num" w:pos="3600"/>
+        </w:tabs>
+        <w:ind w:left="3600" w:hanging="360"/>
+      </w:pPr>
+      <w:rPr>
+        <w:rFonts w:ascii="Wingdings" w:hAnsi="Wingdings" w:hint="default"/>
+        <w:sz w:val="20"/>
+      </w:rPr>
+    </w:lvl>
+    <w:lvl w:ilvl="5" w:tentative="1">
+      <w:start w:val="1"/>
+      <w:numFmt w:val="bullet"/>
+      <w:lvlText w:val=""/>
+      <w:lvlJc w:val="left"/>
+      <w:pPr>
+        <w:tabs>
+          <w:tab w:val="num" w:pos="4320"/>
+        </w:tabs>
+        <w:ind w:left="4320" w:hanging="360"/>
+      </w:pPr>
+      <w:rPr>
+        <w:rFonts w:ascii="Wingdings" w:hAnsi="Wingdings" w:hint="default"/>
+        <w:sz w:val="20"/>
+      </w:rPr>
+    </w:lvl>
+    <w:lvl w:ilvl="6" w:tentative="1">
+      <w:start w:val="1"/>
+      <w:numFmt w:val="bullet"/>
+      <w:lvlText w:val=""/>
+      <w:lvlJc w:val="left"/>
+      <w:pPr>
+        <w:tabs>
+          <w:tab w:val="num" w:pos="5040"/>
+        </w:tabs>
+        <w:ind w:left="5040" w:hanging="360"/>
+      </w:pPr>
+      <w:rPr>
+        <w:rFonts w:ascii="Wingdings" w:hAnsi="Wingdings" w:hint="default"/>
+        <w:sz w:val="20"/>
+      </w:rPr>
+    </w:lvl>
+    <w:lvl w:ilvl="7" w:tentative="1">
+      <w:start w:val="1"/>
+      <w:numFmt w:val="bullet"/>
+      <w:lvlText w:val=""/>
+      <w:lvlJc w:val="left"/>
+      <w:pPr>
+        <w:tabs>
+          <w:tab w:val="num" w:pos="5760"/>
+        </w:tabs>
+        <w:ind w:left="5760" w:hanging="360"/>
+      </w:pPr>
+      <w:rPr>
+        <w:rFonts w:ascii="Wingdings" w:hAnsi="Wingdings" w:hint="default"/>
+        <w:sz w:val="20"/>
+      </w:rPr>
+    </w:lvl>
+    <w:lvl w:ilvl="8" w:tentative="1">
+      <w:start w:val="1"/>
+      <w:numFmt w:val="bullet"/>
+      <w:lvlText w:val=""/>
+      <w:lvlJc w:val="left"/>
+      <w:pPr>
+        <w:tabs>
+          <w:tab w:val="num" w:pos="6480"/>
+        </w:tabs>
+        <w:ind w:left="6480" w:hanging="360"/>
+      </w:pPr>
+      <w:rPr>
+        <w:rFonts w:ascii="Wingdings" w:hAnsi="Wingdings" w:hint="default"/>
+        <w:sz w:val="20"/>
+      </w:rPr>
+    </w:lvl>
+  </w:abstractNum>
+  <w:abstractNum w:abstractNumId="18" w15:restartNumberingAfterBreak="0">
     <w:nsid w:val="3CDC74F9"/>
     <w:multiLevelType w:val="multilevel"/>
     <w:tmpl w:val="B1C68F5E"/>
@@ -5343,7 +5383,7 @@
       </w:rPr>
     </w:lvl>
   </w:abstractNum>
-  <w:abstractNum w:abstractNumId="18" w15:restartNumberingAfterBreak="0">
+  <w:abstractNum w:abstractNumId="19" w15:restartNumberingAfterBreak="0">
     <w:nsid w:val="401B0F3E"/>
     <w:multiLevelType w:val="hybridMultilevel"/>
     <w:tmpl w:val="C53E8092"/>
@@ -5456,7 +5496,7 @@
       </w:rPr>
     </w:lvl>
   </w:abstractNum>
-  <w:abstractNum w:abstractNumId="19" w15:restartNumberingAfterBreak="0">
+  <w:abstractNum w:abstractNumId="20" w15:restartNumberingAfterBreak="0">
     <w:nsid w:val="4100614C"/>
     <w:multiLevelType w:val="hybridMultilevel"/>
     <w:tmpl w:val="F0E887D4"/>
@@ -5569,7 +5609,7 @@
       </w:rPr>
     </w:lvl>
   </w:abstractNum>
-  <w:abstractNum w:abstractNumId="20" w15:restartNumberingAfterBreak="0">
+  <w:abstractNum w:abstractNumId="21" w15:restartNumberingAfterBreak="0">
     <w:nsid w:val="423C2FFD"/>
     <w:multiLevelType w:val="multilevel"/>
     <w:tmpl w:val="83EEAB30"/>
@@ -5718,7 +5758,7 @@
       </w:rPr>
     </w:lvl>
   </w:abstractNum>
-  <w:abstractNum w:abstractNumId="21" w15:restartNumberingAfterBreak="0">
+  <w:abstractNum w:abstractNumId="22" w15:restartNumberingAfterBreak="0">
     <w:nsid w:val="43391E3D"/>
     <w:multiLevelType w:val="multilevel"/>
     <w:tmpl w:val="A6603E08"/>
@@ -5865,7 +5905,7 @@
       </w:rPr>
     </w:lvl>
   </w:abstractNum>
-  <w:abstractNum w:abstractNumId="22" w15:restartNumberingAfterBreak="0">
+  <w:abstractNum w:abstractNumId="23" w15:restartNumberingAfterBreak="0">
     <w:nsid w:val="4384683D"/>
     <w:multiLevelType w:val="multilevel"/>
     <w:tmpl w:val="71BEF580"/>
@@ -6014,7 +6054,7 @@
       </w:rPr>
     </w:lvl>
   </w:abstractNum>
-  <w:abstractNum w:abstractNumId="23" w15:restartNumberingAfterBreak="0">
+  <w:abstractNum w:abstractNumId="24" w15:restartNumberingAfterBreak="0">
     <w:nsid w:val="48081ED2"/>
     <w:multiLevelType w:val="multilevel"/>
     <w:tmpl w:val="33687AC0"/>
@@ -6163,7 +6203,7 @@
       </w:rPr>
     </w:lvl>
   </w:abstractNum>
-  <w:abstractNum w:abstractNumId="24" w15:restartNumberingAfterBreak="0">
+  <w:abstractNum w:abstractNumId="25" w15:restartNumberingAfterBreak="0">
     <w:nsid w:val="4E3B6B11"/>
     <w:multiLevelType w:val="multilevel"/>
     <w:tmpl w:val="694E2B16"/>
@@ -6312,7 +6352,7 @@
       </w:rPr>
     </w:lvl>
   </w:abstractNum>
-  <w:abstractNum w:abstractNumId="25" w15:restartNumberingAfterBreak="0">
+  <w:abstractNum w:abstractNumId="26" w15:restartNumberingAfterBreak="0">
     <w:nsid w:val="4F430FC5"/>
     <w:multiLevelType w:val="multilevel"/>
     <w:tmpl w:val="473E81E0"/>
@@ -6461,7 +6501,7 @@
       </w:rPr>
     </w:lvl>
   </w:abstractNum>
-  <w:abstractNum w:abstractNumId="26" w15:restartNumberingAfterBreak="0">
+  <w:abstractNum w:abstractNumId="27" w15:restartNumberingAfterBreak="0">
     <w:nsid w:val="553E6B83"/>
     <w:multiLevelType w:val="multilevel"/>
     <w:tmpl w:val="8696B074"/>
@@ -6610,7 +6650,7 @@
       </w:rPr>
     </w:lvl>
   </w:abstractNum>
-  <w:abstractNum w:abstractNumId="27" w15:restartNumberingAfterBreak="0">
+  <w:abstractNum w:abstractNumId="28" w15:restartNumberingAfterBreak="0">
     <w:nsid w:val="57691938"/>
     <w:multiLevelType w:val="multilevel"/>
     <w:tmpl w:val="67603E68"/>
@@ -6759,7 +6799,7 @@
       </w:rPr>
     </w:lvl>
   </w:abstractNum>
-  <w:abstractNum w:abstractNumId="28" w15:restartNumberingAfterBreak="0">
+  <w:abstractNum w:abstractNumId="29" w15:restartNumberingAfterBreak="0">
     <w:nsid w:val="5F300CCA"/>
     <w:multiLevelType w:val="hybridMultilevel"/>
     <w:tmpl w:val="83C24518"/>
@@ -6872,7 +6912,7 @@
       </w:rPr>
     </w:lvl>
   </w:abstractNum>
-  <w:abstractNum w:abstractNumId="29" w15:restartNumberingAfterBreak="0">
+  <w:abstractNum w:abstractNumId="30" w15:restartNumberingAfterBreak="0">
     <w:nsid w:val="60804BA3"/>
     <w:multiLevelType w:val="multilevel"/>
     <w:tmpl w:val="FC66A322"/>
@@ -7021,7 +7061,7 @@
       </w:rPr>
     </w:lvl>
   </w:abstractNum>
-  <w:abstractNum w:abstractNumId="30" w15:restartNumberingAfterBreak="0">
+  <w:abstractNum w:abstractNumId="31" w15:restartNumberingAfterBreak="0">
     <w:nsid w:val="62F46EDA"/>
     <w:multiLevelType w:val="hybridMultilevel"/>
     <w:tmpl w:val="EA845538"/>
@@ -7134,7 +7174,7 @@
       </w:rPr>
     </w:lvl>
   </w:abstractNum>
-  <w:abstractNum w:abstractNumId="31" w15:restartNumberingAfterBreak="0">
+  <w:abstractNum w:abstractNumId="32" w15:restartNumberingAfterBreak="0">
     <w:nsid w:val="664B0F56"/>
     <w:multiLevelType w:val="multilevel"/>
     <w:tmpl w:val="1AB03B5C"/>
@@ -7283,7 +7323,7 @@
       </w:rPr>
     </w:lvl>
   </w:abstractNum>
-  <w:abstractNum w:abstractNumId="32" w15:restartNumberingAfterBreak="0">
+  <w:abstractNum w:abstractNumId="33" w15:restartNumberingAfterBreak="0">
     <w:nsid w:val="6CE02035"/>
     <w:multiLevelType w:val="hybridMultilevel"/>
     <w:tmpl w:val="A4340DC2"/>
@@ -7396,7 +7436,7 @@
       </w:rPr>
     </w:lvl>
   </w:abstractNum>
-  <w:abstractNum w:abstractNumId="33" w15:restartNumberingAfterBreak="0">
+  <w:abstractNum w:abstractNumId="34" w15:restartNumberingAfterBreak="0">
     <w:nsid w:val="75631FC0"/>
     <w:multiLevelType w:val="multilevel"/>
     <w:tmpl w:val="8D964672"/>
@@ -7545,7 +7585,7 @@
       </w:rPr>
     </w:lvl>
   </w:abstractNum>
-  <w:abstractNum w:abstractNumId="34" w15:restartNumberingAfterBreak="0">
+  <w:abstractNum w:abstractNumId="35" w15:restartNumberingAfterBreak="0">
     <w:nsid w:val="7C3C5306"/>
     <w:multiLevelType w:val="multilevel"/>
     <w:tmpl w:val="CBC8685E"/>
@@ -7668,19 +7708,19 @@
     <w:abstractNumId w:val="4"/>
   </w:num>
   <w:num w:numId="4" w16cid:durableId="153104085">
-    <w:abstractNumId w:val="34"/>
+    <w:abstractNumId w:val="35"/>
   </w:num>
   <w:num w:numId="5" w16cid:durableId="437221556">
     <w:abstractNumId w:val="8"/>
   </w:num>
   <w:num w:numId="6" w16cid:durableId="1830057989">
-    <w:abstractNumId w:val="26"/>
+    <w:abstractNumId w:val="27"/>
   </w:num>
   <w:num w:numId="7" w16cid:durableId="502862100">
     <w:abstractNumId w:val="5"/>
   </w:num>
   <w:num w:numId="8" w16cid:durableId="2098792736">
-    <w:abstractNumId w:val="29"/>
+    <w:abstractNumId w:val="30"/>
   </w:num>
   <w:num w:numId="9" w16cid:durableId="1997299901">
     <w:abstractNumId w:val="10"/>
@@ -7689,67 +7729,67 @@
     <w:abstractNumId w:val="1"/>
   </w:num>
   <w:num w:numId="11" w16cid:durableId="1658728678">
-    <w:abstractNumId w:val="20"/>
+    <w:abstractNumId w:val="21"/>
   </w:num>
   <w:num w:numId="12" w16cid:durableId="1465081612">
-    <w:abstractNumId w:val="31"/>
+    <w:abstractNumId w:val="32"/>
   </w:num>
   <w:num w:numId="13" w16cid:durableId="1893956118">
-    <w:abstractNumId w:val="22"/>
+    <w:abstractNumId w:val="23"/>
   </w:num>
   <w:num w:numId="14" w16cid:durableId="2075005611">
     <w:abstractNumId w:val="2"/>
   </w:num>
   <w:num w:numId="15" w16cid:durableId="1173226057">
-    <w:abstractNumId w:val="17"/>
+    <w:abstractNumId w:val="18"/>
   </w:num>
   <w:num w:numId="16" w16cid:durableId="1884948826">
     <w:abstractNumId w:val="3"/>
   </w:num>
   <w:num w:numId="17" w16cid:durableId="1598902567">
-    <w:abstractNumId w:val="23"/>
+    <w:abstractNumId w:val="24"/>
   </w:num>
   <w:num w:numId="18" w16cid:durableId="1475172368">
-    <w:abstractNumId w:val="27"/>
+    <w:abstractNumId w:val="28"/>
   </w:num>
   <w:num w:numId="19" w16cid:durableId="1936093314">
-    <w:abstractNumId w:val="25"/>
+    <w:abstractNumId w:val="26"/>
   </w:num>
   <w:num w:numId="20" w16cid:durableId="629941595">
     <w:abstractNumId w:val="14"/>
   </w:num>
   <w:num w:numId="21" w16cid:durableId="726033335">
-    <w:abstractNumId w:val="24"/>
+    <w:abstractNumId w:val="25"/>
   </w:num>
   <w:num w:numId="22" w16cid:durableId="1754430899">
-    <w:abstractNumId w:val="33"/>
+    <w:abstractNumId w:val="34"/>
   </w:num>
   <w:num w:numId="23" w16cid:durableId="684553626">
     <w:abstractNumId w:val="7"/>
   </w:num>
   <w:num w:numId="24" w16cid:durableId="1338580881">
-    <w:abstractNumId w:val="21"/>
+    <w:abstractNumId w:val="22"/>
   </w:num>
   <w:num w:numId="25" w16cid:durableId="720599522">
     <w:abstractNumId w:val="12"/>
   </w:num>
   <w:num w:numId="26" w16cid:durableId="1403211642">
-    <w:abstractNumId w:val="18"/>
+    <w:abstractNumId w:val="19"/>
   </w:num>
   <w:num w:numId="27" w16cid:durableId="1340356008">
     <w:abstractNumId w:val="16"/>
   </w:num>
   <w:num w:numId="28" w16cid:durableId="297151422">
-    <w:abstractNumId w:val="30"/>
+    <w:abstractNumId w:val="31"/>
   </w:num>
   <w:num w:numId="29" w16cid:durableId="1722552261">
     <w:abstractNumId w:val="15"/>
   </w:num>
   <w:num w:numId="30" w16cid:durableId="1575434369">
-    <w:abstractNumId w:val="32"/>
+    <w:abstractNumId w:val="33"/>
   </w:num>
   <w:num w:numId="31" w16cid:durableId="1933272298">
-    <w:abstractNumId w:val="19"/>
+    <w:abstractNumId w:val="20"/>
   </w:num>
   <w:num w:numId="32" w16cid:durableId="1108164936">
     <w:abstractNumId w:val="11"/>
@@ -7761,13 +7801,16 @@
     <w:abstractNumId w:val="9"/>
   </w:num>
   <w:num w:numId="35" w16cid:durableId="1663048580">
-    <w:abstractNumId w:val="28"/>
+    <w:abstractNumId w:val="29"/>
+  </w:num>
+  <w:num w:numId="36" w16cid:durableId="1894196410">
+    <w:abstractNumId w:val="17"/>
   </w:num>
 </w:numbering>
 </file>
 
 <file path=word/styles.xml><?xml version="1.0" encoding="utf-8"?>
-<w:styles xmlns:mc="http://schemas.openxmlformats.org/markup-compatibility/2006" xmlns:r="http://schemas.openxmlformats.org/officeDocument/2006/relationships" xmlns:w="http://schemas.openxmlformats.org/wordprocessingml/2006/main" xmlns:w14="http://schemas.microsoft.com/office/word/2010/wordml" xmlns:w15="http://schemas.microsoft.com/office/word/2012/wordml" xmlns:w16cex="http://schemas.microsoft.com/office/word/2018/wordml/cex" xmlns:w16cid="http://schemas.microsoft.com/office/word/2016/wordml/cid" xmlns:w16="http://schemas.microsoft.com/office/word/2018/wordml" xmlns:w16du="http://schemas.microsoft.com/office/word/2023/wordml/word16du" xmlns:w16sdtdh="http://schemas.microsoft.com/office/word/2020/wordml/sdtdatahash" xmlns:w16sdtfl="http://schemas.microsoft.com/office/word/2024/wordml/sdtformatlock" xmlns:w16se="http://schemas.microsoft.com/office/word/2015/wordml/symex" mc:Ignorable="w14 w15 w16se w16cid w16 w16cex w16sdtdh w16sdtfl w16du">
+<w:styles xmlns:mc="http://schemas.openxmlformats.org/markup-compatibility/2006" xmlns:r="http://schemas.openxmlformats.org/officeDocument/2006/relationships" xmlns:w="http://schemas.openxmlformats.org/wordprocessingml/2006/main" xmlns:w14="http://schemas.microsoft.com/office/word/2010/wordml" xmlns:w15="http://schemas.microsoft.com/office/word/2012/wordml" xmlns:w16cex="http://schemas.microsoft.com/office/word/2018/wordml/cex" xmlns:w16cid="http://schemas.microsoft.com/office/word/2016/wordml/cid" xmlns:w16="http://schemas.microsoft.com/office/word/2018/wordml" xmlns:w16sdtdh="http://schemas.microsoft.com/office/word/2020/wordml/sdtdatahash" xmlns:w16sdtfl="http://schemas.microsoft.com/office/word/2024/wordml/sdtformatlock" xmlns:w16se="http://schemas.microsoft.com/office/word/2015/wordml/symex" xmlns:w16du="http://schemas.microsoft.com/office/word/2023/wordml/word16du" mc:Ignorable="w14 w15 w16se w16cid w16 w16cex w16sdtdh w16sdtfl w16du">
   <w:docDefaults>
     <w:rPrDefault>
       <w:rPr>
